--- a/lessons/6-7/readiness/practice.docx
+++ b/lessons/6-7/readiness/practice.docx
@@ -86,7 +86,1535 @@
     </w:p>
     <w:p>
       <w:pPr>
-        <w:spacing w:after="120" w:before="0"/>
+        <w:spacing w:after="60" w:before="120"/>
+      </w:pPr>
+      <w:r>
+        <w:rPr>
+          <w:b/>
+          <w:bCs/>
+          <w:color w:val="0F2B3C"/>
+          <w:sz w:val="24"/>
+          <w:szCs w:val="24"/>
+        </w:rPr>
+        <w:t xml:space="preserve">Vocabulary Anchor Box</w:t>
+      </w:r>
+    </w:p>
+    <w:tbl>
+      <w:tblPr>
+        <w:tblW w:type="dxa" w:w="9360"/>
+        <w:tblBorders>
+          <w:top w:val="single" w:color="C7D2DD" w:sz="6"/>
+          <w:left w:val="single" w:color="C7D2DD" w:sz="6"/>
+          <w:bottom w:val="single" w:color="C7D2DD" w:sz="6"/>
+          <w:right w:val="single" w:color="C7D2DD" w:sz="6"/>
+          <w:insideH w:val="single" w:color="C7D2DD" w:sz="6"/>
+          <w:insideV w:val="single" w:color="C7D2DD" w:sz="6"/>
+        </w:tblBorders>
+      </w:tblPr>
+      <w:tblGrid>
+        <w:gridCol w:w="1800"/>
+        <w:gridCol w:w="3160"/>
+        <w:gridCol w:w="2200"/>
+        <w:gridCol w:w="2200"/>
+      </w:tblGrid>
+      <w:tr>
+        <w:trPr>
+          <w:cantSplit/>
+          <w:tblHeader/>
+        </w:trPr>
+        <w:tc>
+          <w:tcPr>
+            <w:tcW w:type="dxa" w:w="1800"/>
+            <w:shd w:fill="EEF4F8" w:color="auto" w:val="clear"/>
+            <w:tcMar>
+              <w:top w:type="dxa" w:w="60"/>
+              <w:left w:type="dxa" w:w="100"/>
+              <w:bottom w:type="dxa" w:w="60"/>
+              <w:right w:type="dxa" w:w="100"/>
+            </w:tcMar>
+          </w:tcPr>
+          <w:p>
+            <w:pPr>
+              <w:spacing w:after="0" w:before="0"/>
+            </w:pPr>
+            <w:r>
+              <w:rPr>
+                <w:b/>
+                <w:bCs/>
+                <w:color w:val="0F2B3C"/>
+                <w:sz w:val="18"/>
+                <w:szCs w:val="18"/>
+              </w:rPr>
+              <w:t xml:space="preserve">Concept Term</w:t>
+            </w:r>
+          </w:p>
+        </w:tc>
+        <w:tc>
+          <w:tcPr>
+            <w:tcW w:type="dxa" w:w="3160"/>
+            <w:shd w:fill="EEF4F8" w:color="auto" w:val="clear"/>
+            <w:tcMar>
+              <w:top w:type="dxa" w:w="60"/>
+              <w:left w:type="dxa" w:w="100"/>
+              <w:bottom w:type="dxa" w:w="60"/>
+              <w:right w:type="dxa" w:w="100"/>
+            </w:tcMar>
+          </w:tcPr>
+          <w:p>
+            <w:pPr>
+              <w:spacing w:after="0" w:before="0"/>
+            </w:pPr>
+            <w:r>
+              <w:rPr>
+                <w:b/>
+                <w:bCs/>
+                <w:color w:val="0F2B3C"/>
+                <w:sz w:val="18"/>
+                <w:szCs w:val="18"/>
+              </w:rPr>
+              <w:t xml:space="preserve">Student-Friendly Definition</w:t>
+            </w:r>
+          </w:p>
+        </w:tc>
+        <w:tc>
+          <w:tcPr>
+            <w:tcW w:type="dxa" w:w="2200"/>
+            <w:shd w:fill="EEF4F8" w:color="auto" w:val="clear"/>
+            <w:tcMar>
+              <w:top w:type="dxa" w:w="60"/>
+              <w:left w:type="dxa" w:w="100"/>
+              <w:bottom w:type="dxa" w:w="60"/>
+              <w:right w:type="dxa" w:w="100"/>
+            </w:tcMar>
+          </w:tcPr>
+          <w:p>
+            <w:pPr>
+              <w:spacing w:after="0" w:before="0"/>
+            </w:pPr>
+            <w:r>
+              <w:rPr>
+                <w:b/>
+                <w:bCs/>
+                <w:color w:val="0F2B3C"/>
+                <w:sz w:val="18"/>
+                <w:szCs w:val="18"/>
+              </w:rPr>
+              <w:t xml:space="preserve">Non-Example</w:t>
+            </w:r>
+          </w:p>
+        </w:tc>
+        <w:tc>
+          <w:tcPr>
+            <w:tcW w:type="dxa" w:w="2200"/>
+            <w:shd w:fill="EEF4F8" w:color="auto" w:val="clear"/>
+            <w:tcMar>
+              <w:top w:type="dxa" w:w="60"/>
+              <w:left w:type="dxa" w:w="100"/>
+              <w:bottom w:type="dxa" w:w="60"/>
+              <w:right w:type="dxa" w:w="100"/>
+            </w:tcMar>
+          </w:tcPr>
+          <w:p>
+            <w:pPr>
+              <w:spacing w:after="0" w:before="0"/>
+            </w:pPr>
+            <w:r>
+              <w:rPr>
+                <w:b/>
+                <w:bCs/>
+                <w:color w:val="0F2B3C"/>
+                <w:sz w:val="18"/>
+                <w:szCs w:val="18"/>
+              </w:rPr>
+              <w:t xml:space="preserve">Visual Clue</w:t>
+            </w:r>
+          </w:p>
+        </w:tc>
+      </w:tr>
+      <w:tr>
+        <w:trPr>
+          <w:cantSplit/>
+        </w:trPr>
+        <w:tc>
+          <w:tcPr>
+            <w:tcW w:type="dxa" w:w="1800"/>
+            <w:tcMar>
+              <w:top w:type="dxa" w:w="60"/>
+              <w:left w:type="dxa" w:w="100"/>
+              <w:bottom w:type="dxa" w:w="60"/>
+              <w:right w:type="dxa" w:w="100"/>
+            </w:tcMar>
+            <w:vAlign w:val="top"/>
+          </w:tcPr>
+          <w:p>
+            <w:pPr>
+              <w:spacing w:after="20" w:before="0"/>
+            </w:pPr>
+            <w:r>
+              <w:rPr>
+                <w:b/>
+                <w:bCs/>
+                <w:color w:val="0F2B3C"/>
+                <w:sz w:val="20"/>
+                <w:szCs w:val="20"/>
+              </w:rPr>
+              <w:t xml:space="preserve">Find Factors and Multiples</w:t>
+            </w:r>
+          </w:p>
+          <w:p>
+            <w:pPr>
+              <w:spacing w:after="0" w:before="0"/>
+            </w:pPr>
+            <w:r>
+              <w:rPr>
+                <w:i/>
+                <w:iCs/>
+                <w:color w:val="5E6E7E"/>
+                <w:sz w:val="18"/>
+                <w:szCs w:val="18"/>
+              </w:rPr>
+              <w:t xml:space="preserve">Hallar factores y múltiplos</w:t>
+            </w:r>
+          </w:p>
+        </w:tc>
+        <w:tc>
+          <w:tcPr>
+            <w:tcW w:type="dxa" w:w="3160"/>
+            <w:tcMar>
+              <w:top w:type="dxa" w:w="60"/>
+              <w:left w:type="dxa" w:w="100"/>
+              <w:bottom w:type="dxa" w:w="60"/>
+              <w:right w:type="dxa" w:w="100"/>
+            </w:tcMar>
+            <w:vAlign w:val="top"/>
+          </w:tcPr>
+          <w:p>
+            <w:pPr>
+              <w:spacing w:after="0" w:before="0"/>
+            </w:pPr>
+            <w:r>
+              <w:rPr>
+                <w:sz w:val="19"/>
+                <w:szCs w:val="19"/>
+              </w:rPr>
+              <w:t xml:space="preserve">Listing what divides a number evenly (its factors) and what it divides into evenly (its multiples), then finding what two numbers share.</w:t>
+            </w:r>
+          </w:p>
+        </w:tc>
+        <w:tc>
+          <w:tcPr>
+            <w:tcW w:type="dxa" w:w="2200"/>
+            <w:tcMar>
+              <w:top w:type="dxa" w:w="60"/>
+              <w:left w:type="dxa" w:w="100"/>
+              <w:bottom w:type="dxa" w:w="60"/>
+              <w:right w:type="dxa" w:w="100"/>
+            </w:tcMar>
+            <w:vAlign w:val="top"/>
+          </w:tcPr>
+          <w:p>
+            <w:pPr>
+              <w:spacing w:after="30" w:before="0"/>
+            </w:pPr>
+            <w:r>
+              <w:rPr>
+                <w:i/>
+                <w:iCs/>
+                <w:color w:val="5E6E7E"/>
+                <w:sz w:val="18"/>
+                <w:szCs w:val="18"/>
+              </w:rPr>
+              <w:t xml:space="preserve">Not Find Factors and Multiples: write a counter-example that does not fit the rule.</w:t>
+            </w:r>
+          </w:p>
+          <w:p>
+            <w:pPr>
+              <w:spacing w:after="50" w:before="0"/>
+            </w:pPr>
+            <w:r>
+              <w:rPr>
+                <w:color w:val="BBBBBB"/>
+                <w:sz w:val="18"/>
+                <w:szCs w:val="18"/>
+              </w:rPr>
+              <w:t xml:space="preserve">____________________________</w:t>
+            </w:r>
+          </w:p>
+        </w:tc>
+        <w:tc>
+          <w:tcPr>
+            <w:tcW w:type="dxa" w:w="2200"/>
+            <w:tcMar>
+              <w:top w:type="dxa" w:w="60"/>
+              <w:left w:type="dxa" w:w="100"/>
+              <w:bottom w:type="dxa" w:w="60"/>
+              <w:right w:type="dxa" w:w="100"/>
+            </w:tcMar>
+            <w:vAlign w:val="top"/>
+          </w:tcPr>
+          <w:p>
+            <w:pPr>
+              <w:spacing w:after="0" w:before="0"/>
+            </w:pPr>
+            <w:r>
+              <w:rPr>
+                <w:i/>
+                <w:iCs/>
+                <w:color w:val="5E6E7E"/>
+                <w:sz w:val="18"/>
+                <w:szCs w:val="18"/>
+              </w:rPr>
+              <w:t xml:space="preserve">GCF of 48 and 36 is 12 · LCM of 6 and 8 is 24</w:t>
+            </w:r>
+          </w:p>
+        </w:tc>
+      </w:tr>
+      <w:tr>
+        <w:trPr>
+          <w:cantSplit/>
+        </w:trPr>
+        <w:tc>
+          <w:tcPr>
+            <w:tcW w:type="dxa" w:w="1800"/>
+            <w:tcMar>
+              <w:top w:type="dxa" w:w="60"/>
+              <w:left w:type="dxa" w:w="100"/>
+              <w:bottom w:type="dxa" w:w="60"/>
+              <w:right w:type="dxa" w:w="100"/>
+            </w:tcMar>
+            <w:vAlign w:val="top"/>
+          </w:tcPr>
+          <w:p>
+            <w:pPr>
+              <w:spacing w:after="20" w:before="0"/>
+            </w:pPr>
+            <w:r>
+              <w:rPr>
+                <w:b/>
+                <w:bCs/>
+                <w:color w:val="0F2B3C"/>
+                <w:sz w:val="20"/>
+                <w:szCs w:val="20"/>
+              </w:rPr>
+              <w:t xml:space="preserve">Factor</w:t>
+            </w:r>
+          </w:p>
+          <w:p>
+            <w:pPr>
+              <w:spacing w:after="0" w:before="0"/>
+            </w:pPr>
+            <w:r>
+              <w:rPr>
+                <w:i/>
+                <w:iCs/>
+                <w:color w:val="5E6E7E"/>
+                <w:sz w:val="18"/>
+                <w:szCs w:val="18"/>
+              </w:rPr>
+              <w:t xml:space="preserve">Factor</w:t>
+            </w:r>
+          </w:p>
+        </w:tc>
+        <w:tc>
+          <w:tcPr>
+            <w:tcW w:type="dxa" w:w="3160"/>
+            <w:tcMar>
+              <w:top w:type="dxa" w:w="60"/>
+              <w:left w:type="dxa" w:w="100"/>
+              <w:bottom w:type="dxa" w:w="60"/>
+              <w:right w:type="dxa" w:w="100"/>
+            </w:tcMar>
+            <w:vAlign w:val="top"/>
+          </w:tcPr>
+          <w:p>
+            <w:pPr>
+              <w:spacing w:after="0" w:before="0"/>
+            </w:pPr>
+            <w:r>
+              <w:rPr>
+                <w:sz w:val="19"/>
+                <w:szCs w:val="19"/>
+              </w:rPr>
+              <w:t xml:space="preserve">A whole number that divides another number evenly, with no remainder.</w:t>
+            </w:r>
+          </w:p>
+        </w:tc>
+        <w:tc>
+          <w:tcPr>
+            <w:tcW w:type="dxa" w:w="2200"/>
+            <w:tcMar>
+              <w:top w:type="dxa" w:w="60"/>
+              <w:left w:type="dxa" w:w="100"/>
+              <w:bottom w:type="dxa" w:w="60"/>
+              <w:right w:type="dxa" w:w="100"/>
+            </w:tcMar>
+            <w:vAlign w:val="top"/>
+          </w:tcPr>
+          <w:p>
+            <w:pPr>
+              <w:spacing w:after="30" w:before="0"/>
+            </w:pPr>
+            <w:r>
+              <w:rPr>
+                <w:i/>
+                <w:iCs/>
+                <w:color w:val="5E6E7E"/>
+                <w:sz w:val="18"/>
+                <w:szCs w:val="18"/>
+              </w:rPr>
+              <w:t xml:space="preserve">Not Factor: write a counter-example that does not fit the rule.</w:t>
+            </w:r>
+          </w:p>
+          <w:p>
+            <w:pPr>
+              <w:spacing w:after="50" w:before="0"/>
+            </w:pPr>
+            <w:r>
+              <w:rPr>
+                <w:color w:val="BBBBBB"/>
+                <w:sz w:val="18"/>
+                <w:szCs w:val="18"/>
+              </w:rPr>
+              <w:t xml:space="preserve">____________________________</w:t>
+            </w:r>
+          </w:p>
+        </w:tc>
+        <w:tc>
+          <w:tcPr>
+            <w:tcW w:type="dxa" w:w="2200"/>
+            <w:tcMar>
+              <w:top w:type="dxa" w:w="60"/>
+              <w:left w:type="dxa" w:w="100"/>
+              <w:bottom w:type="dxa" w:w="60"/>
+              <w:right w:type="dxa" w:w="100"/>
+            </w:tcMar>
+            <w:vAlign w:val="top"/>
+          </w:tcPr>
+          <w:p>
+            <w:pPr>
+              <w:spacing w:after="0" w:before="0"/>
+            </w:pPr>
+            <w:r>
+              <w:rPr>
+                <w:i/>
+                <w:iCs/>
+                <w:color w:val="5E6E7E"/>
+                <w:sz w:val="18"/>
+                <w:szCs w:val="18"/>
+              </w:rPr>
+              <w:t xml:space="preserve">Factors of 36: 1, 2, 3, 4, 6, 9, 12, 18, 36</w:t>
+            </w:r>
+          </w:p>
+        </w:tc>
+      </w:tr>
+      <w:tr>
+        <w:trPr>
+          <w:cantSplit/>
+        </w:trPr>
+        <w:tc>
+          <w:tcPr>
+            <w:tcW w:type="dxa" w:w="1800"/>
+            <w:tcMar>
+              <w:top w:type="dxa" w:w="60"/>
+              <w:left w:type="dxa" w:w="100"/>
+              <w:bottom w:type="dxa" w:w="60"/>
+              <w:right w:type="dxa" w:w="100"/>
+            </w:tcMar>
+            <w:vAlign w:val="top"/>
+          </w:tcPr>
+          <w:p>
+            <w:pPr>
+              <w:spacing w:after="20" w:before="0"/>
+            </w:pPr>
+            <w:r>
+              <w:rPr>
+                <w:b/>
+                <w:bCs/>
+                <w:color w:val="0F2B3C"/>
+                <w:sz w:val="20"/>
+                <w:szCs w:val="20"/>
+              </w:rPr>
+              <w:t xml:space="preserve">Multiple</w:t>
+            </w:r>
+          </w:p>
+          <w:p>
+            <w:pPr>
+              <w:spacing w:after="0" w:before="0"/>
+            </w:pPr>
+            <w:r>
+              <w:rPr>
+                <w:i/>
+                <w:iCs/>
+                <w:color w:val="5E6E7E"/>
+                <w:sz w:val="18"/>
+                <w:szCs w:val="18"/>
+              </w:rPr>
+              <w:t xml:space="preserve">Múltiplo</w:t>
+            </w:r>
+          </w:p>
+        </w:tc>
+        <w:tc>
+          <w:tcPr>
+            <w:tcW w:type="dxa" w:w="3160"/>
+            <w:tcMar>
+              <w:top w:type="dxa" w:w="60"/>
+              <w:left w:type="dxa" w:w="100"/>
+              <w:bottom w:type="dxa" w:w="60"/>
+              <w:right w:type="dxa" w:w="100"/>
+            </w:tcMar>
+            <w:vAlign w:val="top"/>
+          </w:tcPr>
+          <w:p>
+            <w:pPr>
+              <w:spacing w:after="0" w:before="0"/>
+            </w:pPr>
+            <w:r>
+              <w:rPr>
+                <w:sz w:val="19"/>
+                <w:szCs w:val="19"/>
+              </w:rPr>
+              <w:t xml:space="preserve">The result of multiplying a number by 1, 2, 3, and so on — where you land when you skip-count by it.</w:t>
+            </w:r>
+          </w:p>
+        </w:tc>
+        <w:tc>
+          <w:tcPr>
+            <w:tcW w:type="dxa" w:w="2200"/>
+            <w:tcMar>
+              <w:top w:type="dxa" w:w="60"/>
+              <w:left w:type="dxa" w:w="100"/>
+              <w:bottom w:type="dxa" w:w="60"/>
+              <w:right w:type="dxa" w:w="100"/>
+            </w:tcMar>
+            <w:vAlign w:val="top"/>
+          </w:tcPr>
+          <w:p>
+            <w:pPr>
+              <w:spacing w:after="30" w:before="0"/>
+            </w:pPr>
+            <w:r>
+              <w:rPr>
+                <w:i/>
+                <w:iCs/>
+                <w:color w:val="5E6E7E"/>
+                <w:sz w:val="18"/>
+                <w:szCs w:val="18"/>
+              </w:rPr>
+              <w:t xml:space="preserve">Not Multiple: write a counter-example that does not fit the rule.</w:t>
+            </w:r>
+          </w:p>
+          <w:p>
+            <w:pPr>
+              <w:spacing w:after="50" w:before="0"/>
+            </w:pPr>
+            <w:r>
+              <w:rPr>
+                <w:color w:val="BBBBBB"/>
+                <w:sz w:val="18"/>
+                <w:szCs w:val="18"/>
+              </w:rPr>
+              <w:t xml:space="preserve">____________________________</w:t>
+            </w:r>
+          </w:p>
+        </w:tc>
+        <w:tc>
+          <w:tcPr>
+            <w:tcW w:type="dxa" w:w="2200"/>
+            <w:tcMar>
+              <w:top w:type="dxa" w:w="60"/>
+              <w:left w:type="dxa" w:w="100"/>
+              <w:bottom w:type="dxa" w:w="60"/>
+              <w:right w:type="dxa" w:w="100"/>
+            </w:tcMar>
+            <w:vAlign w:val="top"/>
+          </w:tcPr>
+          <w:p>
+            <w:pPr>
+              <w:spacing w:after="0" w:before="0"/>
+            </w:pPr>
+            <w:r>
+              <w:rPr>
+                <w:i/>
+                <w:iCs/>
+                <w:color w:val="5E6E7E"/>
+                <w:sz w:val="18"/>
+                <w:szCs w:val="18"/>
+              </w:rPr>
+              <w:t xml:space="preserve">Multiples of 8: 8, 16, 24, 32, 40 …</w:t>
+            </w:r>
+          </w:p>
+        </w:tc>
+      </w:tr>
+      <w:tr>
+        <w:trPr>
+          <w:cantSplit/>
+        </w:trPr>
+        <w:tc>
+          <w:tcPr>
+            <w:tcW w:type="dxa" w:w="1800"/>
+            <w:tcMar>
+              <w:top w:type="dxa" w:w="60"/>
+              <w:left w:type="dxa" w:w="100"/>
+              <w:bottom w:type="dxa" w:w="60"/>
+              <w:right w:type="dxa" w:w="100"/>
+            </w:tcMar>
+            <w:vAlign w:val="top"/>
+          </w:tcPr>
+          <w:p>
+            <w:pPr>
+              <w:spacing w:after="20" w:before="0"/>
+            </w:pPr>
+            <w:r>
+              <w:rPr>
+                <w:b/>
+                <w:bCs/>
+                <w:color w:val="0F2B3C"/>
+                <w:sz w:val="20"/>
+                <w:szCs w:val="20"/>
+              </w:rPr>
+              <w:t xml:space="preserve">Greatest common factor (GCF)</w:t>
+            </w:r>
+          </w:p>
+          <w:p>
+            <w:pPr>
+              <w:spacing w:after="0" w:before="0"/>
+            </w:pPr>
+            <w:r>
+              <w:rPr>
+                <w:i/>
+                <w:iCs/>
+                <w:color w:val="5E6E7E"/>
+                <w:sz w:val="18"/>
+                <w:szCs w:val="18"/>
+              </w:rPr>
+              <w:t xml:space="preserve">Máximo común divisor (MCD)</w:t>
+            </w:r>
+          </w:p>
+        </w:tc>
+        <w:tc>
+          <w:tcPr>
+            <w:tcW w:type="dxa" w:w="3160"/>
+            <w:tcMar>
+              <w:top w:type="dxa" w:w="60"/>
+              <w:left w:type="dxa" w:w="100"/>
+              <w:bottom w:type="dxa" w:w="60"/>
+              <w:right w:type="dxa" w:w="100"/>
+            </w:tcMar>
+            <w:vAlign w:val="top"/>
+          </w:tcPr>
+          <w:p>
+            <w:pPr>
+              <w:spacing w:after="0" w:before="0"/>
+            </w:pPr>
+            <w:r>
+              <w:rPr>
+                <w:sz w:val="19"/>
+                <w:szCs w:val="19"/>
+              </w:rPr>
+              <w:t xml:space="preserve">The largest number that is a factor of two or more numbers. It answers “how many equal groups can I make?”</w:t>
+            </w:r>
+          </w:p>
+        </w:tc>
+        <w:tc>
+          <w:tcPr>
+            <w:tcW w:type="dxa" w:w="2200"/>
+            <w:tcMar>
+              <w:top w:type="dxa" w:w="60"/>
+              <w:left w:type="dxa" w:w="100"/>
+              <w:bottom w:type="dxa" w:w="60"/>
+              <w:right w:type="dxa" w:w="100"/>
+            </w:tcMar>
+            <w:vAlign w:val="top"/>
+          </w:tcPr>
+          <w:p>
+            <w:pPr>
+              <w:spacing w:after="30" w:before="0"/>
+            </w:pPr>
+            <w:r>
+              <w:rPr>
+                <w:i/>
+                <w:iCs/>
+                <w:color w:val="5E6E7E"/>
+                <w:sz w:val="18"/>
+                <w:szCs w:val="18"/>
+              </w:rPr>
+              <w:t xml:space="preserve">Not Greatest common factor (GCF): write a counter-example that does not fit the rule.</w:t>
+            </w:r>
+          </w:p>
+          <w:p>
+            <w:pPr>
+              <w:spacing w:after="50" w:before="0"/>
+            </w:pPr>
+            <w:r>
+              <w:rPr>
+                <w:color w:val="BBBBBB"/>
+                <w:sz w:val="18"/>
+                <w:szCs w:val="18"/>
+              </w:rPr>
+              <w:t xml:space="preserve">____________________________</w:t>
+            </w:r>
+          </w:p>
+        </w:tc>
+        <w:tc>
+          <w:tcPr>
+            <w:tcW w:type="dxa" w:w="2200"/>
+            <w:tcMar>
+              <w:top w:type="dxa" w:w="60"/>
+              <w:left w:type="dxa" w:w="100"/>
+              <w:bottom w:type="dxa" w:w="60"/>
+              <w:right w:type="dxa" w:w="100"/>
+            </w:tcMar>
+            <w:vAlign w:val="top"/>
+          </w:tcPr>
+          <w:p>
+            <w:pPr>
+              <w:spacing w:after="0" w:before="0"/>
+            </w:pPr>
+            <w:r>
+              <w:rPr>
+                <w:i/>
+                <w:iCs/>
+                <w:color w:val="5E6E7E"/>
+                <w:sz w:val="18"/>
+                <w:szCs w:val="18"/>
+              </w:rPr>
+              <w:t xml:space="preserve">48 and 36 share 1, 2, 3, 4, 6, 12 → GCF = 12</w:t>
+            </w:r>
+          </w:p>
+        </w:tc>
+      </w:tr>
+      <w:tr>
+        <w:trPr>
+          <w:cantSplit/>
+        </w:trPr>
+        <w:tc>
+          <w:tcPr>
+            <w:tcW w:type="dxa" w:w="1800"/>
+            <w:tcMar>
+              <w:top w:type="dxa" w:w="60"/>
+              <w:left w:type="dxa" w:w="100"/>
+              <w:bottom w:type="dxa" w:w="60"/>
+              <w:right w:type="dxa" w:w="100"/>
+            </w:tcMar>
+            <w:vAlign w:val="top"/>
+          </w:tcPr>
+          <w:p>
+            <w:pPr>
+              <w:spacing w:after="20" w:before="0"/>
+            </w:pPr>
+            <w:r>
+              <w:rPr>
+                <w:b/>
+                <w:bCs/>
+                <w:color w:val="0F2B3C"/>
+                <w:sz w:val="20"/>
+                <w:szCs w:val="20"/>
+              </w:rPr>
+              <w:t xml:space="preserve">Least common multiple (LCM)</w:t>
+            </w:r>
+          </w:p>
+          <w:p>
+            <w:pPr>
+              <w:spacing w:after="0" w:before="0"/>
+            </w:pPr>
+            <w:r>
+              <w:rPr>
+                <w:i/>
+                <w:iCs/>
+                <w:color w:val="5E6E7E"/>
+                <w:sz w:val="18"/>
+                <w:szCs w:val="18"/>
+              </w:rPr>
+              <w:t xml:space="preserve">Mínimo común múltiplo (mcm)</w:t>
+            </w:r>
+          </w:p>
+        </w:tc>
+        <w:tc>
+          <w:tcPr>
+            <w:tcW w:type="dxa" w:w="3160"/>
+            <w:tcMar>
+              <w:top w:type="dxa" w:w="60"/>
+              <w:left w:type="dxa" w:w="100"/>
+              <w:bottom w:type="dxa" w:w="60"/>
+              <w:right w:type="dxa" w:w="100"/>
+            </w:tcMar>
+            <w:vAlign w:val="top"/>
+          </w:tcPr>
+          <w:p>
+            <w:pPr>
+              <w:spacing w:after="0" w:before="0"/>
+            </w:pPr>
+            <w:r>
+              <w:rPr>
+                <w:sz w:val="19"/>
+                <w:szCs w:val="19"/>
+              </w:rPr>
+              <w:t xml:space="preserve">The smallest number that is a multiple of two or more numbers. It answers “when will these line up again?”</w:t>
+            </w:r>
+          </w:p>
+        </w:tc>
+        <w:tc>
+          <w:tcPr>
+            <w:tcW w:type="dxa" w:w="2200"/>
+            <w:tcMar>
+              <w:top w:type="dxa" w:w="60"/>
+              <w:left w:type="dxa" w:w="100"/>
+              <w:bottom w:type="dxa" w:w="60"/>
+              <w:right w:type="dxa" w:w="100"/>
+            </w:tcMar>
+            <w:vAlign w:val="top"/>
+          </w:tcPr>
+          <w:p>
+            <w:pPr>
+              <w:spacing w:after="30" w:before="0"/>
+            </w:pPr>
+            <w:r>
+              <w:rPr>
+                <w:i/>
+                <w:iCs/>
+                <w:color w:val="5E6E7E"/>
+                <w:sz w:val="18"/>
+                <w:szCs w:val="18"/>
+              </w:rPr>
+              <w:t xml:space="preserve">Not Least common multiple (LCM): write a counter-example that does not fit the rule.</w:t>
+            </w:r>
+          </w:p>
+          <w:p>
+            <w:pPr>
+              <w:spacing w:after="50" w:before="0"/>
+            </w:pPr>
+            <w:r>
+              <w:rPr>
+                <w:color w:val="BBBBBB"/>
+                <w:sz w:val="18"/>
+                <w:szCs w:val="18"/>
+              </w:rPr>
+              <w:t xml:space="preserve">____________________________</w:t>
+            </w:r>
+          </w:p>
+        </w:tc>
+        <w:tc>
+          <w:tcPr>
+            <w:tcW w:type="dxa" w:w="2200"/>
+            <w:tcMar>
+              <w:top w:type="dxa" w:w="60"/>
+              <w:left w:type="dxa" w:w="100"/>
+              <w:bottom w:type="dxa" w:w="60"/>
+              <w:right w:type="dxa" w:w="100"/>
+            </w:tcMar>
+            <w:vAlign w:val="top"/>
+          </w:tcPr>
+          <w:p>
+            <w:pPr>
+              <w:spacing w:after="0" w:before="0"/>
+            </w:pPr>
+            <w:r>
+              <w:rPr>
+                <w:i/>
+                <w:iCs/>
+                <w:color w:val="5E6E7E"/>
+                <w:sz w:val="18"/>
+                <w:szCs w:val="18"/>
+              </w:rPr>
+              <w:t xml:space="preserve">6, 12, 18, 24 and 8, 16, 24 → LCM = 24</w:t>
+            </w:r>
+          </w:p>
+        </w:tc>
+      </w:tr>
+      <w:tr>
+        <w:trPr>
+          <w:cantSplit/>
+        </w:trPr>
+        <w:tc>
+          <w:tcPr>
+            <w:tcW w:type="dxa" w:w="1800"/>
+            <w:tcMar>
+              <w:top w:type="dxa" w:w="60"/>
+              <w:left w:type="dxa" w:w="100"/>
+              <w:bottom w:type="dxa" w:w="60"/>
+              <w:right w:type="dxa" w:w="100"/>
+            </w:tcMar>
+            <w:vAlign w:val="top"/>
+          </w:tcPr>
+          <w:p>
+            <w:pPr>
+              <w:spacing w:after="20" w:before="0"/>
+            </w:pPr>
+            <w:r>
+              <w:rPr>
+                <w:b/>
+                <w:bCs/>
+                <w:color w:val="0F2B3C"/>
+                <w:sz w:val="20"/>
+                <w:szCs w:val="20"/>
+              </w:rPr>
+              <w:t xml:space="preserve">Factor pair</w:t>
+            </w:r>
+          </w:p>
+          <w:p>
+            <w:pPr>
+              <w:spacing w:after="0" w:before="0"/>
+            </w:pPr>
+            <w:r>
+              <w:rPr>
+                <w:i/>
+                <w:iCs/>
+                <w:color w:val="5E6E7E"/>
+                <w:sz w:val="18"/>
+                <w:szCs w:val="18"/>
+              </w:rPr>
+              <w:t xml:space="preserve">Par de factores</w:t>
+            </w:r>
+          </w:p>
+        </w:tc>
+        <w:tc>
+          <w:tcPr>
+            <w:tcW w:type="dxa" w:w="3160"/>
+            <w:tcMar>
+              <w:top w:type="dxa" w:w="60"/>
+              <w:left w:type="dxa" w:w="100"/>
+              <w:bottom w:type="dxa" w:w="60"/>
+              <w:right w:type="dxa" w:w="100"/>
+            </w:tcMar>
+            <w:vAlign w:val="top"/>
+          </w:tcPr>
+          <w:p>
+            <w:pPr>
+              <w:spacing w:after="0" w:before="0"/>
+            </w:pPr>
+            <w:r>
+              <w:rPr>
+                <w:sz w:val="19"/>
+                <w:szCs w:val="19"/>
+              </w:rPr>
+              <w:t xml:space="preserve">Two factors that multiply to make a number. In a word problem, one is the number of groups and the other is the size of each group.</w:t>
+            </w:r>
+          </w:p>
+        </w:tc>
+        <w:tc>
+          <w:tcPr>
+            <w:tcW w:type="dxa" w:w="2200"/>
+            <w:tcMar>
+              <w:top w:type="dxa" w:w="60"/>
+              <w:left w:type="dxa" w:w="100"/>
+              <w:bottom w:type="dxa" w:w="60"/>
+              <w:right w:type="dxa" w:w="100"/>
+            </w:tcMar>
+            <w:vAlign w:val="top"/>
+          </w:tcPr>
+          <w:p>
+            <w:pPr>
+              <w:spacing w:after="30" w:before="0"/>
+            </w:pPr>
+            <w:r>
+              <w:rPr>
+                <w:i/>
+                <w:iCs/>
+                <w:color w:val="5E6E7E"/>
+                <w:sz w:val="18"/>
+                <w:szCs w:val="18"/>
+              </w:rPr>
+              <w:t xml:space="preserve">Not Factor pair: write a counter-example that does not fit the rule.</w:t>
+            </w:r>
+          </w:p>
+          <w:p>
+            <w:pPr>
+              <w:spacing w:after="50" w:before="0"/>
+            </w:pPr>
+            <w:r>
+              <w:rPr>
+                <w:color w:val="BBBBBB"/>
+                <w:sz w:val="18"/>
+                <w:szCs w:val="18"/>
+              </w:rPr>
+              <w:t xml:space="preserve">____________________________</w:t>
+            </w:r>
+          </w:p>
+        </w:tc>
+        <w:tc>
+          <w:tcPr>
+            <w:tcW w:type="dxa" w:w="2200"/>
+            <w:tcMar>
+              <w:top w:type="dxa" w:w="60"/>
+              <w:left w:type="dxa" w:w="100"/>
+              <w:bottom w:type="dxa" w:w="60"/>
+              <w:right w:type="dxa" w:w="100"/>
+            </w:tcMar>
+            <w:vAlign w:val="top"/>
+          </w:tcPr>
+          <w:p>
+            <w:pPr>
+              <w:spacing w:after="0" w:before="0"/>
+            </w:pPr>
+            <w:r>
+              <w:rPr>
+                <w:i/>
+                <w:iCs/>
+                <w:color w:val="5E6E7E"/>
+                <w:sz w:val="18"/>
+                <w:szCs w:val="18"/>
+              </w:rPr>
+              <w:t xml:space="preserve">48 = 2 × 24, so 2 packs of 24 pencils</w:t>
+            </w:r>
+          </w:p>
+        </w:tc>
+      </w:tr>
+      <w:tr>
+        <w:trPr>
+          <w:cantSplit/>
+        </w:trPr>
+        <w:tc>
+          <w:tcPr>
+            <w:tcW w:type="dxa" w:w="1800"/>
+            <w:tcMar>
+              <w:top w:type="dxa" w:w="60"/>
+              <w:left w:type="dxa" w:w="100"/>
+              <w:bottom w:type="dxa" w:w="60"/>
+              <w:right w:type="dxa" w:w="100"/>
+            </w:tcMar>
+            <w:vAlign w:val="top"/>
+          </w:tcPr>
+          <w:p>
+            <w:pPr>
+              <w:spacing w:after="20" w:before="0"/>
+            </w:pPr>
+            <w:r>
+              <w:rPr>
+                <w:b/>
+                <w:bCs/>
+                <w:color w:val="0F2B3C"/>
+                <w:sz w:val="20"/>
+                <w:szCs w:val="20"/>
+              </w:rPr>
+              <w:t xml:space="preserve">Prime factorization</w:t>
+            </w:r>
+          </w:p>
+          <w:p>
+            <w:pPr>
+              <w:spacing w:after="0" w:before="0"/>
+            </w:pPr>
+            <w:r>
+              <w:rPr>
+                <w:i/>
+                <w:iCs/>
+                <w:color w:val="5E6E7E"/>
+                <w:sz w:val="18"/>
+                <w:szCs w:val="18"/>
+              </w:rPr>
+              <w:t xml:space="preserve">Descomposición en factores primos</w:t>
+            </w:r>
+          </w:p>
+        </w:tc>
+        <w:tc>
+          <w:tcPr>
+            <w:tcW w:type="dxa" w:w="3160"/>
+            <w:tcMar>
+              <w:top w:type="dxa" w:w="60"/>
+              <w:left w:type="dxa" w:w="100"/>
+              <w:bottom w:type="dxa" w:w="60"/>
+              <w:right w:type="dxa" w:w="100"/>
+            </w:tcMar>
+            <w:vAlign w:val="top"/>
+          </w:tcPr>
+          <w:p>
+            <w:pPr>
+              <w:spacing w:after="0" w:before="0"/>
+            </w:pPr>
+            <w:r>
+              <w:rPr>
+                <w:sz w:val="19"/>
+                <w:szCs w:val="19"/>
+              </w:rPr>
+              <w:t xml:space="preserve">Writing a number as a product of prime numbers, usually with a factor tree. Multiplying the primes two numbers share also gives the GCF.</w:t>
+            </w:r>
+          </w:p>
+        </w:tc>
+        <w:tc>
+          <w:tcPr>
+            <w:tcW w:type="dxa" w:w="2200"/>
+            <w:tcMar>
+              <w:top w:type="dxa" w:w="60"/>
+              <w:left w:type="dxa" w:w="100"/>
+              <w:bottom w:type="dxa" w:w="60"/>
+              <w:right w:type="dxa" w:w="100"/>
+            </w:tcMar>
+            <w:vAlign w:val="top"/>
+          </w:tcPr>
+          <w:p>
+            <w:pPr>
+              <w:spacing w:after="30" w:before="0"/>
+            </w:pPr>
+            <w:r>
+              <w:rPr>
+                <w:i/>
+                <w:iCs/>
+                <w:color w:val="5E6E7E"/>
+                <w:sz w:val="18"/>
+                <w:szCs w:val="18"/>
+              </w:rPr>
+              <w:t xml:space="preserve">Not Prime factorization: write a counter-example that does not fit the rule.</w:t>
+            </w:r>
+          </w:p>
+          <w:p>
+            <w:pPr>
+              <w:spacing w:after="50" w:before="0"/>
+            </w:pPr>
+            <w:r>
+              <w:rPr>
+                <w:color w:val="BBBBBB"/>
+                <w:sz w:val="18"/>
+                <w:szCs w:val="18"/>
+              </w:rPr>
+              <w:t xml:space="preserve">____________________________</w:t>
+            </w:r>
+          </w:p>
+        </w:tc>
+        <w:tc>
+          <w:tcPr>
+            <w:tcW w:type="dxa" w:w="2200"/>
+            <w:tcMar>
+              <w:top w:type="dxa" w:w="60"/>
+              <w:left w:type="dxa" w:w="100"/>
+              <w:bottom w:type="dxa" w:w="60"/>
+              <w:right w:type="dxa" w:w="100"/>
+            </w:tcMar>
+            <w:vAlign w:val="top"/>
+          </w:tcPr>
+          <w:p>
+            <w:pPr>
+              <w:spacing w:after="0" w:before="0"/>
+            </w:pPr>
+            <w:r>
+              <w:rPr>
+                <w:i/>
+                <w:iCs/>
+                <w:color w:val="5E6E7E"/>
+                <w:sz w:val="18"/>
+                <w:szCs w:val="18"/>
+              </w:rPr>
+              <w:t xml:space="preserve">48 = 2×2×2×2×3, 36 = 2×2×3×3 → shared 2×2×3 = 12</w:t>
+            </w:r>
+          </w:p>
+        </w:tc>
+      </w:tr>
+      <w:tr>
+        <w:trPr>
+          <w:cantSplit/>
+        </w:trPr>
+        <w:tc>
+          <w:tcPr>
+            <w:tcW w:type="dxa" w:w="1800"/>
+            <w:tcMar>
+              <w:top w:type="dxa" w:w="60"/>
+              <w:left w:type="dxa" w:w="100"/>
+              <w:bottom w:type="dxa" w:w="60"/>
+              <w:right w:type="dxa" w:w="100"/>
+            </w:tcMar>
+            <w:vAlign w:val="top"/>
+          </w:tcPr>
+          <w:p>
+            <w:pPr>
+              <w:spacing w:after="20" w:before="0"/>
+            </w:pPr>
+            <w:r>
+              <w:rPr>
+                <w:b/>
+                <w:bCs/>
+                <w:color w:val="0F2B3C"/>
+                <w:sz w:val="20"/>
+                <w:szCs w:val="20"/>
+              </w:rPr>
+              <w:t xml:space="preserve">Common factor</w:t>
+            </w:r>
+          </w:p>
+          <w:p>
+            <w:pPr>
+              <w:spacing w:after="0" w:before="0"/>
+            </w:pPr>
+            <w:r>
+              <w:rPr>
+                <w:i/>
+                <w:iCs/>
+                <w:color w:val="5E6E7E"/>
+                <w:sz w:val="18"/>
+                <w:szCs w:val="18"/>
+              </w:rPr>
+              <w:t xml:space="preserve">Factor común</w:t>
+            </w:r>
+          </w:p>
+        </w:tc>
+        <w:tc>
+          <w:tcPr>
+            <w:tcW w:type="dxa" w:w="3160"/>
+            <w:tcMar>
+              <w:top w:type="dxa" w:w="60"/>
+              <w:left w:type="dxa" w:w="100"/>
+              <w:bottom w:type="dxa" w:w="60"/>
+              <w:right w:type="dxa" w:w="100"/>
+            </w:tcMar>
+            <w:vAlign w:val="top"/>
+          </w:tcPr>
+          <w:p>
+            <w:pPr>
+              <w:spacing w:after="0" w:before="0"/>
+            </w:pPr>
+            <w:r>
+              <w:rPr>
+                <w:sz w:val="19"/>
+                <w:szCs w:val="19"/>
+              </w:rPr>
+              <w:t xml:space="preserve">A factor that two numbers both have.</w:t>
+            </w:r>
+          </w:p>
+        </w:tc>
+        <w:tc>
+          <w:tcPr>
+            <w:tcW w:type="dxa" w:w="2200"/>
+            <w:tcMar>
+              <w:top w:type="dxa" w:w="60"/>
+              <w:left w:type="dxa" w:w="100"/>
+              <w:bottom w:type="dxa" w:w="60"/>
+              <w:right w:type="dxa" w:w="100"/>
+            </w:tcMar>
+            <w:vAlign w:val="top"/>
+          </w:tcPr>
+          <w:p>
+            <w:pPr>
+              <w:spacing w:after="30" w:before="0"/>
+            </w:pPr>
+            <w:r>
+              <w:rPr>
+                <w:i/>
+                <w:iCs/>
+                <w:color w:val="5E6E7E"/>
+                <w:sz w:val="18"/>
+                <w:szCs w:val="18"/>
+              </w:rPr>
+              <w:t xml:space="preserve">Not Common factor: write a counter-example that does not fit the rule.</w:t>
+            </w:r>
+          </w:p>
+          <w:p>
+            <w:pPr>
+              <w:spacing w:after="50" w:before="0"/>
+            </w:pPr>
+            <w:r>
+              <w:rPr>
+                <w:color w:val="BBBBBB"/>
+                <w:sz w:val="18"/>
+                <w:szCs w:val="18"/>
+              </w:rPr>
+              <w:t xml:space="preserve">____________________________</w:t>
+            </w:r>
+          </w:p>
+        </w:tc>
+        <w:tc>
+          <w:tcPr>
+            <w:tcW w:type="dxa" w:w="2200"/>
+            <w:tcMar>
+              <w:top w:type="dxa" w:w="60"/>
+              <w:left w:type="dxa" w:w="100"/>
+              <w:bottom w:type="dxa" w:w="60"/>
+              <w:right w:type="dxa" w:w="100"/>
+            </w:tcMar>
+            <w:vAlign w:val="top"/>
+          </w:tcPr>
+          <w:p>
+            <w:pPr>
+              <w:spacing w:after="0" w:before="0"/>
+            </w:pPr>
+            <w:r>
+              <w:rPr>
+                <w:i/>
+                <w:iCs/>
+                <w:color w:val="5E6E7E"/>
+                <w:sz w:val="18"/>
+                <w:szCs w:val="18"/>
+              </w:rPr>
+              <w:t xml:space="preserve">4 is a factor of 16 and of 24.</w:t>
+            </w:r>
+          </w:p>
+        </w:tc>
+      </w:tr>
+      <w:tr>
+        <w:trPr>
+          <w:cantSplit/>
+        </w:trPr>
+        <w:tc>
+          <w:tcPr>
+            <w:tcW w:type="dxa" w:w="1800"/>
+            <w:tcMar>
+              <w:top w:type="dxa" w:w="60"/>
+              <w:left w:type="dxa" w:w="100"/>
+              <w:bottom w:type="dxa" w:w="60"/>
+              <w:right w:type="dxa" w:w="100"/>
+            </w:tcMar>
+            <w:vAlign w:val="top"/>
+          </w:tcPr>
+          <w:p>
+            <w:pPr>
+              <w:spacing w:after="20" w:before="0"/>
+            </w:pPr>
+            <w:r>
+              <w:rPr>
+                <w:b/>
+                <w:bCs/>
+                <w:color w:val="0F2B3C"/>
+                <w:sz w:val="20"/>
+                <w:szCs w:val="20"/>
+              </w:rPr>
+              <w:t xml:space="preserve">Greatest common factor</w:t>
+            </w:r>
+          </w:p>
+          <w:p>
+            <w:pPr>
+              <w:spacing w:after="0" w:before="0"/>
+            </w:pPr>
+            <w:r>
+              <w:rPr>
+                <w:i/>
+                <w:iCs/>
+                <w:color w:val="5E6E7E"/>
+                <w:sz w:val="18"/>
+                <w:szCs w:val="18"/>
+              </w:rPr>
+              <w:t xml:space="preserve">Máximo común divisor</w:t>
+            </w:r>
+          </w:p>
+        </w:tc>
+        <w:tc>
+          <w:tcPr>
+            <w:tcW w:type="dxa" w:w="3160"/>
+            <w:tcMar>
+              <w:top w:type="dxa" w:w="60"/>
+              <w:left w:type="dxa" w:w="100"/>
+              <w:bottom w:type="dxa" w:w="60"/>
+              <w:right w:type="dxa" w:w="100"/>
+            </w:tcMar>
+            <w:vAlign w:val="top"/>
+          </w:tcPr>
+          <w:p>
+            <w:pPr>
+              <w:spacing w:after="0" w:before="0"/>
+            </w:pPr>
+            <w:r>
+              <w:rPr>
+                <w:sz w:val="19"/>
+                <w:szCs w:val="19"/>
+              </w:rPr>
+              <w:t xml:space="preserve">The largest factor two numbers share.</w:t>
+            </w:r>
+          </w:p>
+        </w:tc>
+        <w:tc>
+          <w:tcPr>
+            <w:tcW w:type="dxa" w:w="2200"/>
+            <w:tcMar>
+              <w:top w:type="dxa" w:w="60"/>
+              <w:left w:type="dxa" w:w="100"/>
+              <w:bottom w:type="dxa" w:w="60"/>
+              <w:right w:type="dxa" w:w="100"/>
+            </w:tcMar>
+            <w:vAlign w:val="top"/>
+          </w:tcPr>
+          <w:p>
+            <w:pPr>
+              <w:spacing w:after="30" w:before="0"/>
+            </w:pPr>
+            <w:r>
+              <w:rPr>
+                <w:i/>
+                <w:iCs/>
+                <w:color w:val="5E6E7E"/>
+                <w:sz w:val="18"/>
+                <w:szCs w:val="18"/>
+              </w:rPr>
+              <w:t xml:space="preserve">Not Greatest common factor: write a counter-example that does not fit the rule.</w:t>
+            </w:r>
+          </w:p>
+          <w:p>
+            <w:pPr>
+              <w:spacing w:after="50" w:before="0"/>
+            </w:pPr>
+            <w:r>
+              <w:rPr>
+                <w:color w:val="BBBBBB"/>
+                <w:sz w:val="18"/>
+                <w:szCs w:val="18"/>
+              </w:rPr>
+              <w:t xml:space="preserve">____________________________</w:t>
+            </w:r>
+          </w:p>
+        </w:tc>
+        <w:tc>
+          <w:tcPr>
+            <w:tcW w:type="dxa" w:w="2200"/>
+            <w:tcMar>
+              <w:top w:type="dxa" w:w="60"/>
+              <w:left w:type="dxa" w:w="100"/>
+              <w:bottom w:type="dxa" w:w="60"/>
+              <w:right w:type="dxa" w:w="100"/>
+            </w:tcMar>
+            <w:vAlign w:val="top"/>
+          </w:tcPr>
+          <w:p>
+            <w:pPr>
+              <w:spacing w:after="0" w:before="0"/>
+            </w:pPr>
+            <w:r>
+              <w:rPr>
+                <w:i/>
+                <w:iCs/>
+                <w:color w:val="5E6E7E"/>
+                <w:sz w:val="18"/>
+                <w:szCs w:val="18"/>
+              </w:rPr>
+              <w:t xml:space="preserve">The GCF of 16 and 24 is 8.</w:t>
+            </w:r>
+          </w:p>
+        </w:tc>
+      </w:tr>
+      <w:tr>
+        <w:trPr>
+          <w:cantSplit/>
+        </w:trPr>
+        <w:tc>
+          <w:tcPr>
+            <w:tcW w:type="dxa" w:w="1800"/>
+            <w:tcMar>
+              <w:top w:type="dxa" w:w="60"/>
+              <w:left w:type="dxa" w:w="100"/>
+              <w:bottom w:type="dxa" w:w="60"/>
+              <w:right w:type="dxa" w:w="100"/>
+            </w:tcMar>
+            <w:vAlign w:val="top"/>
+          </w:tcPr>
+          <w:p>
+            <w:pPr>
+              <w:spacing w:after="20" w:before="0"/>
+            </w:pPr>
+            <w:r>
+              <w:rPr>
+                <w:b/>
+                <w:bCs/>
+                <w:color w:val="0F2B3C"/>
+                <w:sz w:val="20"/>
+                <w:szCs w:val="20"/>
+              </w:rPr>
+              <w:t xml:space="preserve">Least common multiple</w:t>
+            </w:r>
+          </w:p>
+          <w:p>
+            <w:pPr>
+              <w:spacing w:after="0" w:before="0"/>
+            </w:pPr>
+            <w:r>
+              <w:rPr>
+                <w:i/>
+                <w:iCs/>
+                <w:color w:val="5E6E7E"/>
+                <w:sz w:val="18"/>
+                <w:szCs w:val="18"/>
+              </w:rPr>
+              <w:t xml:space="preserve">Mínimo común múltiplo</w:t>
+            </w:r>
+          </w:p>
+        </w:tc>
+        <w:tc>
+          <w:tcPr>
+            <w:tcW w:type="dxa" w:w="3160"/>
+            <w:tcMar>
+              <w:top w:type="dxa" w:w="60"/>
+              <w:left w:type="dxa" w:w="100"/>
+              <w:bottom w:type="dxa" w:w="60"/>
+              <w:right w:type="dxa" w:w="100"/>
+            </w:tcMar>
+            <w:vAlign w:val="top"/>
+          </w:tcPr>
+          <w:p>
+            <w:pPr>
+              <w:spacing w:after="0" w:before="0"/>
+            </w:pPr>
+            <w:r>
+              <w:rPr>
+                <w:sz w:val="19"/>
+                <w:szCs w:val="19"/>
+              </w:rPr>
+              <w:t xml:space="preserve">The smallest multiple two numbers share.</w:t>
+            </w:r>
+          </w:p>
+        </w:tc>
+        <w:tc>
+          <w:tcPr>
+            <w:tcW w:type="dxa" w:w="2200"/>
+            <w:tcMar>
+              <w:top w:type="dxa" w:w="60"/>
+              <w:left w:type="dxa" w:w="100"/>
+              <w:bottom w:type="dxa" w:w="60"/>
+              <w:right w:type="dxa" w:w="100"/>
+            </w:tcMar>
+            <w:vAlign w:val="top"/>
+          </w:tcPr>
+          <w:p>
+            <w:pPr>
+              <w:spacing w:after="30" w:before="0"/>
+            </w:pPr>
+            <w:r>
+              <w:rPr>
+                <w:i/>
+                <w:iCs/>
+                <w:color w:val="5E6E7E"/>
+                <w:sz w:val="18"/>
+                <w:szCs w:val="18"/>
+              </w:rPr>
+              <w:t xml:space="preserve">Not Least common multiple: write a counter-example that does not fit the rule.</w:t>
+            </w:r>
+          </w:p>
+          <w:p>
+            <w:pPr>
+              <w:spacing w:after="50" w:before="0"/>
+            </w:pPr>
+            <w:r>
+              <w:rPr>
+                <w:color w:val="BBBBBB"/>
+                <w:sz w:val="18"/>
+                <w:szCs w:val="18"/>
+              </w:rPr>
+              <w:t xml:space="preserve">____________________________</w:t>
+            </w:r>
+          </w:p>
+        </w:tc>
+        <w:tc>
+          <w:tcPr>
+            <w:tcW w:type="dxa" w:w="2200"/>
+            <w:tcMar>
+              <w:top w:type="dxa" w:w="60"/>
+              <w:left w:type="dxa" w:w="100"/>
+              <w:bottom w:type="dxa" w:w="60"/>
+              <w:right w:type="dxa" w:w="100"/>
+            </w:tcMar>
+            <w:vAlign w:val="top"/>
+          </w:tcPr>
+          <w:p>
+            <w:pPr>
+              <w:spacing w:after="0" w:before="0"/>
+            </w:pPr>
+            <w:r>
+              <w:rPr>
+                <w:i/>
+                <w:iCs/>
+                <w:color w:val="5E6E7E"/>
+                <w:sz w:val="18"/>
+                <w:szCs w:val="18"/>
+              </w:rPr>
+              <w:t xml:space="preserve">The LCM of 6 and 9 is 18.</w:t>
+            </w:r>
+          </w:p>
+        </w:tc>
+      </w:tr>
+    </w:tbl>
+    <w:p>
+      <w:pPr>
+        <w:spacing w:after="120" w:before="140"/>
       </w:pPr>
       <w:r>
         <w:rPr>
@@ -127,73 +1655,922 @@
         <w:t xml:space="preserve">Let's list factors one step at a time.</w:t>
       </w:r>
     </w:p>
+    <w:tbl>
+      <w:tblPr>
+        <w:tblW w:type="dxa" w:w="9360"/>
+        <w:tblBorders>
+          <w:top w:val="single" w:color="C7D2DD" w:sz="6"/>
+          <w:left w:val="single" w:color="C7D2DD" w:sz="6"/>
+          <w:bottom w:val="single" w:color="C7D2DD" w:sz="6"/>
+          <w:right w:val="single" w:color="C7D2DD" w:sz="6"/>
+          <w:insideH w:val="single" w:color="C7D2DD" w:sz="6"/>
+          <w:insideV w:val="single" w:color="C7D2DD" w:sz="6"/>
+        </w:tblBorders>
+      </w:tblPr>
+      <w:tblGrid>
+        <w:gridCol w:w="2800"/>
+        <w:gridCol w:w="3560"/>
+        <w:gridCol w:w="3000"/>
+      </w:tblGrid>
+      <w:tr>
+        <w:trPr>
+          <w:cantSplit/>
+          <w:tblHeader/>
+        </w:trPr>
+        <w:tc>
+          <w:tcPr>
+            <w:tcW w:type="dxa" w:w="2800"/>
+            <w:shd w:fill="EEF4F8" w:color="auto" w:val="clear"/>
+            <w:tcMar>
+              <w:top w:type="dxa" w:w="60"/>
+              <w:left w:type="dxa" w:w="100"/>
+              <w:bottom w:type="dxa" w:w="60"/>
+              <w:right w:type="dxa" w:w="100"/>
+            </w:tcMar>
+          </w:tcPr>
+          <w:p>
+            <w:pPr>
+              <w:spacing w:after="0" w:before="0"/>
+            </w:pPr>
+            <w:r>
+              <w:rPr>
+                <w:b/>
+                <w:bCs/>
+                <w:color w:val="0F2B3C"/>
+                <w:sz w:val="16"/>
+                <w:szCs w:val="16"/>
+              </w:rPr>
+              <w:t xml:space="preserve">CORE PROBLEM / GIVEN REPRESENTATION</w:t>
+            </w:r>
+          </w:p>
+        </w:tc>
+        <w:tc>
+          <w:tcPr>
+            <w:tcW w:type="dxa" w:w="3560"/>
+            <w:shd w:fill="EEF4F8" w:color="auto" w:val="clear"/>
+            <w:tcMar>
+              <w:top w:type="dxa" w:w="60"/>
+              <w:left w:type="dxa" w:w="100"/>
+              <w:bottom w:type="dxa" w:w="60"/>
+              <w:right w:type="dxa" w:w="100"/>
+            </w:tcMar>
+          </w:tcPr>
+          <w:p>
+            <w:pPr>
+              <w:spacing w:after="0" w:before="0"/>
+            </w:pPr>
+            <w:r>
+              <w:rPr>
+                <w:b/>
+                <w:bCs/>
+                <w:color w:val="0F2B3C"/>
+                <w:sz w:val="16"/>
+                <w:szCs w:val="16"/>
+              </w:rPr>
+              <w:t xml:space="preserve">WORKING SPACE / CALCULATION STEPS</w:t>
+            </w:r>
+          </w:p>
+        </w:tc>
+        <w:tc>
+          <w:tcPr>
+            <w:tcW w:type="dxa" w:w="3000"/>
+            <w:shd w:fill="FBF3E2" w:color="auto" w:val="clear"/>
+            <w:tcMar>
+              <w:top w:type="dxa" w:w="60"/>
+              <w:left w:type="dxa" w:w="100"/>
+              <w:bottom w:type="dxa" w:w="60"/>
+              <w:right w:type="dxa" w:w="100"/>
+            </w:tcMar>
+          </w:tcPr>
+          <w:p>
+            <w:pPr>
+              <w:spacing w:after="0" w:before="0"/>
+            </w:pPr>
+            <w:r>
+              <w:rPr>
+                <w:b/>
+                <w:bCs/>
+                <w:color w:val="7A5400"/>
+                <w:sz w:val="16"/>
+                <w:szCs w:val="16"/>
+              </w:rPr>
+              <w:t xml:space="preserve">EXPLAIN YOUR REASONING</w:t>
+            </w:r>
+          </w:p>
+        </w:tc>
+      </w:tr>
+      <w:tr>
+        <w:trPr>
+          <w:cantSplit/>
+        </w:trPr>
+        <w:tc>
+          <w:tcPr>
+            <w:tcW w:type="dxa" w:w="2800"/>
+            <w:tcMar>
+              <w:top w:type="dxa" w:w="80"/>
+              <w:left w:type="dxa" w:w="100"/>
+              <w:bottom w:type="dxa" w:w="80"/>
+              <w:right w:type="dxa" w:w="100"/>
+            </w:tcMar>
+            <w:vAlign w:val="top"/>
+          </w:tcPr>
+          <w:p>
+            <w:pPr>
+              <w:spacing w:after="40" w:before="0"/>
+            </w:pPr>
+            <w:r>
+              <w:rPr>
+                <w:b/>
+                <w:bCs/>
+                <w:color w:val="0F2B3C"/>
+                <w:sz w:val="20"/>
+                <w:szCs w:val="20"/>
+              </w:rPr>
+              <w:t xml:space="preserve">1.  Fill the missing partner: 1 × ___ = 6</w:t>
+            </w:r>
+          </w:p>
+        </w:tc>
+        <w:tc>
+          <w:tcPr>
+            <w:tcW w:type="dxa" w:w="3560"/>
+            <w:tcMar>
+              <w:top w:type="dxa" w:w="80"/>
+              <w:left w:type="dxa" w:w="100"/>
+              <w:bottom w:type="dxa" w:w="80"/>
+              <w:right w:type="dxa" w:w="100"/>
+            </w:tcMar>
+            <w:vAlign w:val="top"/>
+          </w:tcPr>
+          <w:p>
+            <w:pPr>
+              <w:spacing w:after="50" w:before="0"/>
+            </w:pPr>
+            <w:r>
+              <w:rPr>
+                <w:color w:val="BBBBBB"/>
+                <w:sz w:val="18"/>
+                <w:szCs w:val="18"/>
+              </w:rPr>
+              <w:t xml:space="preserve">____________________________</w:t>
+            </w:r>
+          </w:p>
+          <w:p>
+            <w:pPr>
+              <w:spacing w:after="50" w:before="0"/>
+            </w:pPr>
+            <w:r>
+              <w:rPr>
+                <w:color w:val="BBBBBB"/>
+                <w:sz w:val="18"/>
+                <w:szCs w:val="18"/>
+              </w:rPr>
+              <w:t xml:space="preserve">____________________________</w:t>
+            </w:r>
+          </w:p>
+          <w:p>
+            <w:pPr>
+              <w:spacing w:after="50" w:before="0"/>
+            </w:pPr>
+            <w:r>
+              <w:rPr>
+                <w:color w:val="BBBBBB"/>
+                <w:sz w:val="18"/>
+                <w:szCs w:val="18"/>
+              </w:rPr>
+              <w:t xml:space="preserve">____________________________</w:t>
+            </w:r>
+          </w:p>
+          <w:p>
+            <w:pPr>
+              <w:spacing w:after="50" w:before="0"/>
+            </w:pPr>
+            <w:r>
+              <w:rPr>
+                <w:color w:val="BBBBBB"/>
+                <w:sz w:val="18"/>
+                <w:szCs w:val="18"/>
+              </w:rPr>
+              <w:t xml:space="preserve">____________________________</w:t>
+            </w:r>
+          </w:p>
+        </w:tc>
+        <w:tc>
+          <w:tcPr>
+            <w:tcW w:type="dxa" w:w="3000"/>
+            <w:shd w:fill="FBF3E2" w:color="auto" w:val="clear"/>
+            <w:tcMar>
+              <w:top w:type="dxa" w:w="80"/>
+              <w:left w:type="dxa" w:w="100"/>
+              <w:bottom w:type="dxa" w:w="80"/>
+              <w:right w:type="dxa" w:w="100"/>
+            </w:tcMar>
+            <w:vAlign w:val="top"/>
+          </w:tcPr>
+          <w:p>
+            <w:pPr>
+              <w:spacing w:after="30" w:before="0"/>
+            </w:pPr>
+            <w:r>
+              <w:rPr>
+                <w:b/>
+                <w:bCs/>
+                <w:color w:val="0F2B3C"/>
+                <w:sz w:val="18"/>
+                <w:szCs w:val="18"/>
+              </w:rPr>
+              <w:t xml:space="preserve">Because... ________________</w:t>
+            </w:r>
+          </w:p>
+          <w:p>
+            <w:pPr>
+              <w:spacing w:after="50" w:before="0"/>
+            </w:pPr>
+            <w:r>
+              <w:rPr>
+                <w:color w:val="BBBBBB"/>
+                <w:sz w:val="18"/>
+                <w:szCs w:val="18"/>
+              </w:rPr>
+              <w:t xml:space="preserve">____________________________</w:t>
+            </w:r>
+          </w:p>
+          <w:p>
+            <w:pPr>
+              <w:spacing w:after="30" w:before="40"/>
+            </w:pPr>
+            <w:r>
+              <w:rPr>
+                <w:b/>
+                <w:bCs/>
+                <w:color w:val="1A6FB5"/>
+                <w:sz w:val="18"/>
+                <w:szCs w:val="18"/>
+              </w:rPr>
+              <w:t xml:space="preserve">Although... _______________</w:t>
+            </w:r>
+          </w:p>
+          <w:p>
+            <w:pPr>
+              <w:spacing w:after="50" w:before="0"/>
+            </w:pPr>
+            <w:r>
+              <w:rPr>
+                <w:color w:val="BBBBBB"/>
+                <w:sz w:val="18"/>
+                <w:szCs w:val="18"/>
+              </w:rPr>
+              <w:t xml:space="preserve">____________________________</w:t>
+            </w:r>
+          </w:p>
+          <w:p>
+            <w:pPr>
+              <w:spacing w:after="30" w:before="40"/>
+            </w:pPr>
+            <w:r>
+              <w:rPr>
+                <w:b/>
+                <w:bCs/>
+                <w:color w:val="7A5400"/>
+                <w:sz w:val="18"/>
+                <w:szCs w:val="18"/>
+              </w:rPr>
+              <w:t xml:space="preserve">Therefore... ______________</w:t>
+            </w:r>
+          </w:p>
+          <w:p>
+            <w:pPr>
+              <w:spacing w:after="50" w:before="0"/>
+            </w:pPr>
+            <w:r>
+              <w:rPr>
+                <w:color w:val="BBBBBB"/>
+                <w:sz w:val="18"/>
+                <w:szCs w:val="18"/>
+              </w:rPr>
+              <w:t xml:space="preserve">____________________________</w:t>
+            </w:r>
+          </w:p>
+        </w:tc>
+      </w:tr>
+    </w:tbl>
     <w:p>
       <w:pPr>
-        <w:spacing w:after="40" w:before="0"/>
-      </w:pPr>
-      <w:r>
-        <w:rPr>
-          <w:sz w:val="22"/>
-          <w:szCs w:val="22"/>
-        </w:rPr>
-        <w:t xml:space="preserve">1.  Fill the missing partner: 1 × ___ = 6</w:t>
+        <w:spacing w:after="60" w:before="0"/>
+      </w:pPr>
+      <w:r>
+        <w:t xml:space="preserve"/>
       </w:r>
     </w:p>
+    <w:tbl>
+      <w:tblPr>
+        <w:tblW w:type="dxa" w:w="9360"/>
+        <w:tblBorders>
+          <w:top w:val="single" w:color="C7D2DD" w:sz="6"/>
+          <w:left w:val="single" w:color="C7D2DD" w:sz="6"/>
+          <w:bottom w:val="single" w:color="C7D2DD" w:sz="6"/>
+          <w:right w:val="single" w:color="C7D2DD" w:sz="6"/>
+          <w:insideH w:val="single" w:color="C7D2DD" w:sz="6"/>
+          <w:insideV w:val="single" w:color="C7D2DD" w:sz="6"/>
+        </w:tblBorders>
+      </w:tblPr>
+      <w:tblGrid>
+        <w:gridCol w:w="2800"/>
+        <w:gridCol w:w="3560"/>
+        <w:gridCol w:w="3000"/>
+      </w:tblGrid>
+      <w:tr>
+        <w:trPr>
+          <w:cantSplit/>
+          <w:tblHeader/>
+        </w:trPr>
+        <w:tc>
+          <w:tcPr>
+            <w:tcW w:type="dxa" w:w="2800"/>
+            <w:shd w:fill="EEF4F8" w:color="auto" w:val="clear"/>
+            <w:tcMar>
+              <w:top w:type="dxa" w:w="60"/>
+              <w:left w:type="dxa" w:w="100"/>
+              <w:bottom w:type="dxa" w:w="60"/>
+              <w:right w:type="dxa" w:w="100"/>
+            </w:tcMar>
+          </w:tcPr>
+          <w:p>
+            <w:pPr>
+              <w:spacing w:after="0" w:before="0"/>
+            </w:pPr>
+            <w:r>
+              <w:rPr>
+                <w:b/>
+                <w:bCs/>
+                <w:color w:val="0F2B3C"/>
+                <w:sz w:val="16"/>
+                <w:szCs w:val="16"/>
+              </w:rPr>
+              <w:t xml:space="preserve">CORE PROBLEM / GIVEN REPRESENTATION</w:t>
+            </w:r>
+          </w:p>
+        </w:tc>
+        <w:tc>
+          <w:tcPr>
+            <w:tcW w:type="dxa" w:w="3560"/>
+            <w:shd w:fill="EEF4F8" w:color="auto" w:val="clear"/>
+            <w:tcMar>
+              <w:top w:type="dxa" w:w="60"/>
+              <w:left w:type="dxa" w:w="100"/>
+              <w:bottom w:type="dxa" w:w="60"/>
+              <w:right w:type="dxa" w:w="100"/>
+            </w:tcMar>
+          </w:tcPr>
+          <w:p>
+            <w:pPr>
+              <w:spacing w:after="0" w:before="0"/>
+            </w:pPr>
+            <w:r>
+              <w:rPr>
+                <w:b/>
+                <w:bCs/>
+                <w:color w:val="0F2B3C"/>
+                <w:sz w:val="16"/>
+                <w:szCs w:val="16"/>
+              </w:rPr>
+              <w:t xml:space="preserve">WORKING SPACE / CALCULATION STEPS</w:t>
+            </w:r>
+          </w:p>
+        </w:tc>
+        <w:tc>
+          <w:tcPr>
+            <w:tcW w:type="dxa" w:w="3000"/>
+            <w:shd w:fill="FBF3E2" w:color="auto" w:val="clear"/>
+            <w:tcMar>
+              <w:top w:type="dxa" w:w="60"/>
+              <w:left w:type="dxa" w:w="100"/>
+              <w:bottom w:type="dxa" w:w="60"/>
+              <w:right w:type="dxa" w:w="100"/>
+            </w:tcMar>
+          </w:tcPr>
+          <w:p>
+            <w:pPr>
+              <w:spacing w:after="0" w:before="0"/>
+            </w:pPr>
+            <w:r>
+              <w:rPr>
+                <w:b/>
+                <w:bCs/>
+                <w:color w:val="7A5400"/>
+                <w:sz w:val="16"/>
+                <w:szCs w:val="16"/>
+              </w:rPr>
+              <w:t xml:space="preserve">EXPLAIN YOUR REASONING</w:t>
+            </w:r>
+          </w:p>
+        </w:tc>
+      </w:tr>
+      <w:tr>
+        <w:trPr>
+          <w:cantSplit/>
+        </w:trPr>
+        <w:tc>
+          <w:tcPr>
+            <w:tcW w:type="dxa" w:w="2800"/>
+            <w:tcMar>
+              <w:top w:type="dxa" w:w="80"/>
+              <w:left w:type="dxa" w:w="100"/>
+              <w:bottom w:type="dxa" w:w="80"/>
+              <w:right w:type="dxa" w:w="100"/>
+            </w:tcMar>
+            <w:vAlign w:val="top"/>
+          </w:tcPr>
+          <w:p>
+            <w:pPr>
+              <w:spacing w:after="40" w:before="0"/>
+            </w:pPr>
+            <w:r>
+              <w:rPr>
+                <w:b/>
+                <w:bCs/>
+                <w:color w:val="0F2B3C"/>
+                <w:sz w:val="20"/>
+                <w:szCs w:val="20"/>
+              </w:rPr>
+              <w:t xml:space="preserve">2.  Fill the missing partner: 2 × ___ = 6</w:t>
+            </w:r>
+          </w:p>
+        </w:tc>
+        <w:tc>
+          <w:tcPr>
+            <w:tcW w:type="dxa" w:w="3560"/>
+            <w:tcMar>
+              <w:top w:type="dxa" w:w="80"/>
+              <w:left w:type="dxa" w:w="100"/>
+              <w:bottom w:type="dxa" w:w="80"/>
+              <w:right w:type="dxa" w:w="100"/>
+            </w:tcMar>
+            <w:vAlign w:val="top"/>
+          </w:tcPr>
+          <w:p>
+            <w:pPr>
+              <w:spacing w:after="50" w:before="0"/>
+            </w:pPr>
+            <w:r>
+              <w:rPr>
+                <w:color w:val="BBBBBB"/>
+                <w:sz w:val="18"/>
+                <w:szCs w:val="18"/>
+              </w:rPr>
+              <w:t xml:space="preserve">____________________________</w:t>
+            </w:r>
+          </w:p>
+          <w:p>
+            <w:pPr>
+              <w:spacing w:after="50" w:before="0"/>
+            </w:pPr>
+            <w:r>
+              <w:rPr>
+                <w:color w:val="BBBBBB"/>
+                <w:sz w:val="18"/>
+                <w:szCs w:val="18"/>
+              </w:rPr>
+              <w:t xml:space="preserve">____________________________</w:t>
+            </w:r>
+          </w:p>
+          <w:p>
+            <w:pPr>
+              <w:spacing w:after="50" w:before="0"/>
+            </w:pPr>
+            <w:r>
+              <w:rPr>
+                <w:color w:val="BBBBBB"/>
+                <w:sz w:val="18"/>
+                <w:szCs w:val="18"/>
+              </w:rPr>
+              <w:t xml:space="preserve">____________________________</w:t>
+            </w:r>
+          </w:p>
+          <w:p>
+            <w:pPr>
+              <w:spacing w:after="50" w:before="0"/>
+            </w:pPr>
+            <w:r>
+              <w:rPr>
+                <w:color w:val="BBBBBB"/>
+                <w:sz w:val="18"/>
+                <w:szCs w:val="18"/>
+              </w:rPr>
+              <w:t xml:space="preserve">____________________________</w:t>
+            </w:r>
+          </w:p>
+        </w:tc>
+        <w:tc>
+          <w:tcPr>
+            <w:tcW w:type="dxa" w:w="3000"/>
+            <w:shd w:fill="FBF3E2" w:color="auto" w:val="clear"/>
+            <w:tcMar>
+              <w:top w:type="dxa" w:w="80"/>
+              <w:left w:type="dxa" w:w="100"/>
+              <w:bottom w:type="dxa" w:w="80"/>
+              <w:right w:type="dxa" w:w="100"/>
+            </w:tcMar>
+            <w:vAlign w:val="top"/>
+          </w:tcPr>
+          <w:p>
+            <w:pPr>
+              <w:spacing w:after="30" w:before="0"/>
+            </w:pPr>
+            <w:r>
+              <w:rPr>
+                <w:b/>
+                <w:bCs/>
+                <w:color w:val="0F2B3C"/>
+                <w:sz w:val="18"/>
+                <w:szCs w:val="18"/>
+              </w:rPr>
+              <w:t xml:space="preserve">Because... ________________</w:t>
+            </w:r>
+          </w:p>
+          <w:p>
+            <w:pPr>
+              <w:spacing w:after="50" w:before="0"/>
+            </w:pPr>
+            <w:r>
+              <w:rPr>
+                <w:color w:val="BBBBBB"/>
+                <w:sz w:val="18"/>
+                <w:szCs w:val="18"/>
+              </w:rPr>
+              <w:t xml:space="preserve">____________________________</w:t>
+            </w:r>
+          </w:p>
+          <w:p>
+            <w:pPr>
+              <w:spacing w:after="30" w:before="40"/>
+            </w:pPr>
+            <w:r>
+              <w:rPr>
+                <w:b/>
+                <w:bCs/>
+                <w:color w:val="1A6FB5"/>
+                <w:sz w:val="18"/>
+                <w:szCs w:val="18"/>
+              </w:rPr>
+              <w:t xml:space="preserve">Although... _______________</w:t>
+            </w:r>
+          </w:p>
+          <w:p>
+            <w:pPr>
+              <w:spacing w:after="50" w:before="0"/>
+            </w:pPr>
+            <w:r>
+              <w:rPr>
+                <w:color w:val="BBBBBB"/>
+                <w:sz w:val="18"/>
+                <w:szCs w:val="18"/>
+              </w:rPr>
+              <w:t xml:space="preserve">____________________________</w:t>
+            </w:r>
+          </w:p>
+          <w:p>
+            <w:pPr>
+              <w:spacing w:after="30" w:before="40"/>
+            </w:pPr>
+            <w:r>
+              <w:rPr>
+                <w:b/>
+                <w:bCs/>
+                <w:color w:val="7A5400"/>
+                <w:sz w:val="18"/>
+                <w:szCs w:val="18"/>
+              </w:rPr>
+              <w:t xml:space="preserve">Therefore... ______________</w:t>
+            </w:r>
+          </w:p>
+          <w:p>
+            <w:pPr>
+              <w:spacing w:after="50" w:before="0"/>
+            </w:pPr>
+            <w:r>
+              <w:rPr>
+                <w:color w:val="BBBBBB"/>
+                <w:sz w:val="18"/>
+                <w:szCs w:val="18"/>
+              </w:rPr>
+              <w:t xml:space="preserve">____________________________</w:t>
+            </w:r>
+          </w:p>
+        </w:tc>
+      </w:tr>
+    </w:tbl>
     <w:p>
       <w:pPr>
-        <w:spacing w:after="80" w:before="0"/>
-      </w:pPr>
-      <w:r>
-        <w:rPr>
-          <w:color w:val="BBBBBB"/>
-        </w:rPr>
-        <w:t xml:space="preserve">____________________________________________________</w:t>
+        <w:spacing w:after="60" w:before="0"/>
+      </w:pPr>
+      <w:r>
+        <w:t xml:space="preserve"/>
       </w:r>
     </w:p>
+    <w:tbl>
+      <w:tblPr>
+        <w:tblW w:type="dxa" w:w="9360"/>
+        <w:tblBorders>
+          <w:top w:val="single" w:color="C7D2DD" w:sz="6"/>
+          <w:left w:val="single" w:color="C7D2DD" w:sz="6"/>
+          <w:bottom w:val="single" w:color="C7D2DD" w:sz="6"/>
+          <w:right w:val="single" w:color="C7D2DD" w:sz="6"/>
+          <w:insideH w:val="single" w:color="C7D2DD" w:sz="6"/>
+          <w:insideV w:val="single" w:color="C7D2DD" w:sz="6"/>
+        </w:tblBorders>
+      </w:tblPr>
+      <w:tblGrid>
+        <w:gridCol w:w="2800"/>
+        <w:gridCol w:w="3560"/>
+        <w:gridCol w:w="3000"/>
+      </w:tblGrid>
+      <w:tr>
+        <w:trPr>
+          <w:cantSplit/>
+          <w:tblHeader/>
+        </w:trPr>
+        <w:tc>
+          <w:tcPr>
+            <w:tcW w:type="dxa" w:w="2800"/>
+            <w:shd w:fill="EEF4F8" w:color="auto" w:val="clear"/>
+            <w:tcMar>
+              <w:top w:type="dxa" w:w="60"/>
+              <w:left w:type="dxa" w:w="100"/>
+              <w:bottom w:type="dxa" w:w="60"/>
+              <w:right w:type="dxa" w:w="100"/>
+            </w:tcMar>
+          </w:tcPr>
+          <w:p>
+            <w:pPr>
+              <w:spacing w:after="0" w:before="0"/>
+            </w:pPr>
+            <w:r>
+              <w:rPr>
+                <w:b/>
+                <w:bCs/>
+                <w:color w:val="0F2B3C"/>
+                <w:sz w:val="16"/>
+                <w:szCs w:val="16"/>
+              </w:rPr>
+              <w:t xml:space="preserve">CORE PROBLEM / GIVEN REPRESENTATION</w:t>
+            </w:r>
+          </w:p>
+        </w:tc>
+        <w:tc>
+          <w:tcPr>
+            <w:tcW w:type="dxa" w:w="3560"/>
+            <w:shd w:fill="EEF4F8" w:color="auto" w:val="clear"/>
+            <w:tcMar>
+              <w:top w:type="dxa" w:w="60"/>
+              <w:left w:type="dxa" w:w="100"/>
+              <w:bottom w:type="dxa" w:w="60"/>
+              <w:right w:type="dxa" w:w="100"/>
+            </w:tcMar>
+          </w:tcPr>
+          <w:p>
+            <w:pPr>
+              <w:spacing w:after="0" w:before="0"/>
+            </w:pPr>
+            <w:r>
+              <w:rPr>
+                <w:b/>
+                <w:bCs/>
+                <w:color w:val="0F2B3C"/>
+                <w:sz w:val="16"/>
+                <w:szCs w:val="16"/>
+              </w:rPr>
+              <w:t xml:space="preserve">WORKING SPACE / CALCULATION STEPS</w:t>
+            </w:r>
+          </w:p>
+        </w:tc>
+        <w:tc>
+          <w:tcPr>
+            <w:tcW w:type="dxa" w:w="3000"/>
+            <w:shd w:fill="FBF3E2" w:color="auto" w:val="clear"/>
+            <w:tcMar>
+              <w:top w:type="dxa" w:w="60"/>
+              <w:left w:type="dxa" w:w="100"/>
+              <w:bottom w:type="dxa" w:w="60"/>
+              <w:right w:type="dxa" w:w="100"/>
+            </w:tcMar>
+          </w:tcPr>
+          <w:p>
+            <w:pPr>
+              <w:spacing w:after="0" w:before="0"/>
+            </w:pPr>
+            <w:r>
+              <w:rPr>
+                <w:b/>
+                <w:bCs/>
+                <w:color w:val="7A5400"/>
+                <w:sz w:val="16"/>
+                <w:szCs w:val="16"/>
+              </w:rPr>
+              <w:t xml:space="preserve">EXPLAIN YOUR REASONING</w:t>
+            </w:r>
+          </w:p>
+        </w:tc>
+      </w:tr>
+      <w:tr>
+        <w:trPr>
+          <w:cantSplit/>
+        </w:trPr>
+        <w:tc>
+          <w:tcPr>
+            <w:tcW w:type="dxa" w:w="2800"/>
+            <w:tcMar>
+              <w:top w:type="dxa" w:w="80"/>
+              <w:left w:type="dxa" w:w="100"/>
+              <w:bottom w:type="dxa" w:w="80"/>
+              <w:right w:type="dxa" w:w="100"/>
+            </w:tcMar>
+            <w:vAlign w:val="top"/>
+          </w:tcPr>
+          <w:p>
+            <w:pPr>
+              <w:spacing w:after="40" w:before="0"/>
+            </w:pPr>
+            <w:r>
+              <w:rPr>
+                <w:b/>
+                <w:bCs/>
+                <w:color w:val="0F2B3C"/>
+                <w:sz w:val="20"/>
+                <w:szCs w:val="20"/>
+              </w:rPr>
+              <w:t xml:space="preserve">3.  So the factors of 6 are 1, 2, 3, and ___?</w:t>
+            </w:r>
+          </w:p>
+        </w:tc>
+        <w:tc>
+          <w:tcPr>
+            <w:tcW w:type="dxa" w:w="3560"/>
+            <w:tcMar>
+              <w:top w:type="dxa" w:w="80"/>
+              <w:left w:type="dxa" w:w="100"/>
+              <w:bottom w:type="dxa" w:w="80"/>
+              <w:right w:type="dxa" w:w="100"/>
+            </w:tcMar>
+            <w:vAlign w:val="top"/>
+          </w:tcPr>
+          <w:p>
+            <w:pPr>
+              <w:spacing w:after="50" w:before="0"/>
+            </w:pPr>
+            <w:r>
+              <w:rPr>
+                <w:color w:val="BBBBBB"/>
+                <w:sz w:val="18"/>
+                <w:szCs w:val="18"/>
+              </w:rPr>
+              <w:t xml:space="preserve">____________________________</w:t>
+            </w:r>
+          </w:p>
+          <w:p>
+            <w:pPr>
+              <w:spacing w:after="50" w:before="0"/>
+            </w:pPr>
+            <w:r>
+              <w:rPr>
+                <w:color w:val="BBBBBB"/>
+                <w:sz w:val="18"/>
+                <w:szCs w:val="18"/>
+              </w:rPr>
+              <w:t xml:space="preserve">____________________________</w:t>
+            </w:r>
+          </w:p>
+          <w:p>
+            <w:pPr>
+              <w:spacing w:after="50" w:before="0"/>
+            </w:pPr>
+            <w:r>
+              <w:rPr>
+                <w:color w:val="BBBBBB"/>
+                <w:sz w:val="18"/>
+                <w:szCs w:val="18"/>
+              </w:rPr>
+              <w:t xml:space="preserve">____________________________</w:t>
+            </w:r>
+          </w:p>
+          <w:p>
+            <w:pPr>
+              <w:spacing w:after="50" w:before="0"/>
+            </w:pPr>
+            <w:r>
+              <w:rPr>
+                <w:color w:val="BBBBBB"/>
+                <w:sz w:val="18"/>
+                <w:szCs w:val="18"/>
+              </w:rPr>
+              <w:t xml:space="preserve">____________________________</w:t>
+            </w:r>
+          </w:p>
+        </w:tc>
+        <w:tc>
+          <w:tcPr>
+            <w:tcW w:type="dxa" w:w="3000"/>
+            <w:shd w:fill="FBF3E2" w:color="auto" w:val="clear"/>
+            <w:tcMar>
+              <w:top w:type="dxa" w:w="80"/>
+              <w:left w:type="dxa" w:w="100"/>
+              <w:bottom w:type="dxa" w:w="80"/>
+              <w:right w:type="dxa" w:w="100"/>
+            </w:tcMar>
+            <w:vAlign w:val="top"/>
+          </w:tcPr>
+          <w:p>
+            <w:pPr>
+              <w:spacing w:after="30" w:before="0"/>
+            </w:pPr>
+            <w:r>
+              <w:rPr>
+                <w:b/>
+                <w:bCs/>
+                <w:color w:val="0F2B3C"/>
+                <w:sz w:val="18"/>
+                <w:szCs w:val="18"/>
+              </w:rPr>
+              <w:t xml:space="preserve">Because... ________________</w:t>
+            </w:r>
+          </w:p>
+          <w:p>
+            <w:pPr>
+              <w:spacing w:after="50" w:before="0"/>
+            </w:pPr>
+            <w:r>
+              <w:rPr>
+                <w:color w:val="BBBBBB"/>
+                <w:sz w:val="18"/>
+                <w:szCs w:val="18"/>
+              </w:rPr>
+              <w:t xml:space="preserve">____________________________</w:t>
+            </w:r>
+          </w:p>
+          <w:p>
+            <w:pPr>
+              <w:spacing w:after="30" w:before="40"/>
+            </w:pPr>
+            <w:r>
+              <w:rPr>
+                <w:b/>
+                <w:bCs/>
+                <w:color w:val="1A6FB5"/>
+                <w:sz w:val="18"/>
+                <w:szCs w:val="18"/>
+              </w:rPr>
+              <w:t xml:space="preserve">Although... _______________</w:t>
+            </w:r>
+          </w:p>
+          <w:p>
+            <w:pPr>
+              <w:spacing w:after="50" w:before="0"/>
+            </w:pPr>
+            <w:r>
+              <w:rPr>
+                <w:color w:val="BBBBBB"/>
+                <w:sz w:val="18"/>
+                <w:szCs w:val="18"/>
+              </w:rPr>
+              <w:t xml:space="preserve">____________________________</w:t>
+            </w:r>
+          </w:p>
+          <w:p>
+            <w:pPr>
+              <w:spacing w:after="30" w:before="40"/>
+            </w:pPr>
+            <w:r>
+              <w:rPr>
+                <w:b/>
+                <w:bCs/>
+                <w:color w:val="7A5400"/>
+                <w:sz w:val="18"/>
+                <w:szCs w:val="18"/>
+              </w:rPr>
+              <w:t xml:space="preserve">Therefore... ______________</w:t>
+            </w:r>
+          </w:p>
+          <w:p>
+            <w:pPr>
+              <w:spacing w:after="50" w:before="0"/>
+            </w:pPr>
+            <w:r>
+              <w:rPr>
+                <w:color w:val="BBBBBB"/>
+                <w:sz w:val="18"/>
+                <w:szCs w:val="18"/>
+              </w:rPr>
+              <w:t xml:space="preserve">____________________________</w:t>
+            </w:r>
+          </w:p>
+        </w:tc>
+      </w:tr>
+    </w:tbl>
     <w:p>
       <w:pPr>
-        <w:spacing w:after="40" w:before="0"/>
-      </w:pPr>
-      <w:r>
-        <w:rPr>
-          <w:sz w:val="22"/>
-          <w:szCs w:val="22"/>
-        </w:rPr>
-        <w:t xml:space="preserve">2.  Fill the missing partner: 2 × ___ = 6</w:t>
-      </w:r>
-    </w:p>
-    <w:p>
-      <w:pPr>
-        <w:spacing w:after="80" w:before="0"/>
-      </w:pPr>
-      <w:r>
-        <w:rPr>
-          <w:color w:val="BBBBBB"/>
-        </w:rPr>
-        <w:t xml:space="preserve">____________________________________________________</w:t>
-      </w:r>
-    </w:p>
-    <w:p>
-      <w:pPr>
-        <w:spacing w:after="40" w:before="0"/>
-      </w:pPr>
-      <w:r>
-        <w:rPr>
-          <w:sz w:val="22"/>
-          <w:szCs w:val="22"/>
-        </w:rPr>
-        <w:t xml:space="preserve">3.  So the factors of 6 are 1, 2, 3, and ___?</w:t>
-      </w:r>
-    </w:p>
-    <w:p>
-      <w:pPr>
-        <w:spacing w:after="80" w:before="0"/>
-      </w:pPr>
-      <w:r>
-        <w:rPr>
-          <w:color w:val="BBBBBB"/>
-        </w:rPr>
-        <w:t xml:space="preserve">____________________________________________________</w:t>
+        <w:spacing w:after="60" w:before="0"/>
+      </w:pPr>
+      <w:r>
+        <w:t xml:space="preserve"/>
       </w:r>
     </w:p>
     <w:p>
@@ -225,63 +2602,629 @@
         <w:t xml:space="preserve">List the factors, then spot the shared ones.</w:t>
       </w:r>
     </w:p>
+    <w:tbl>
+      <w:tblPr>
+        <w:tblW w:type="dxa" w:w="9360"/>
+        <w:tblBorders>
+          <w:top w:val="single" w:color="C7D2DD" w:sz="6"/>
+          <w:left w:val="single" w:color="C7D2DD" w:sz="6"/>
+          <w:bottom w:val="single" w:color="C7D2DD" w:sz="6"/>
+          <w:right w:val="single" w:color="C7D2DD" w:sz="6"/>
+          <w:insideH w:val="single" w:color="C7D2DD" w:sz="6"/>
+          <w:insideV w:val="single" w:color="C7D2DD" w:sz="6"/>
+        </w:tblBorders>
+      </w:tblPr>
+      <w:tblGrid>
+        <w:gridCol w:w="2800"/>
+        <w:gridCol w:w="3560"/>
+        <w:gridCol w:w="3000"/>
+      </w:tblGrid>
+      <w:tr>
+        <w:trPr>
+          <w:cantSplit/>
+          <w:tblHeader/>
+        </w:trPr>
+        <w:tc>
+          <w:tcPr>
+            <w:tcW w:type="dxa" w:w="2800"/>
+            <w:shd w:fill="EEF4F8" w:color="auto" w:val="clear"/>
+            <w:tcMar>
+              <w:top w:type="dxa" w:w="60"/>
+              <w:left w:type="dxa" w:w="100"/>
+              <w:bottom w:type="dxa" w:w="60"/>
+              <w:right w:type="dxa" w:w="100"/>
+            </w:tcMar>
+          </w:tcPr>
+          <w:p>
+            <w:pPr>
+              <w:spacing w:after="0" w:before="0"/>
+            </w:pPr>
+            <w:r>
+              <w:rPr>
+                <w:b/>
+                <w:bCs/>
+                <w:color w:val="0F2B3C"/>
+                <w:sz w:val="16"/>
+                <w:szCs w:val="16"/>
+              </w:rPr>
+              <w:t xml:space="preserve">CORE PROBLEM / GIVEN REPRESENTATION</w:t>
+            </w:r>
+          </w:p>
+        </w:tc>
+        <w:tc>
+          <w:tcPr>
+            <w:tcW w:type="dxa" w:w="3560"/>
+            <w:shd w:fill="EEF4F8" w:color="auto" w:val="clear"/>
+            <w:tcMar>
+              <w:top w:type="dxa" w:w="60"/>
+              <w:left w:type="dxa" w:w="100"/>
+              <w:bottom w:type="dxa" w:w="60"/>
+              <w:right w:type="dxa" w:w="100"/>
+            </w:tcMar>
+          </w:tcPr>
+          <w:p>
+            <w:pPr>
+              <w:spacing w:after="0" w:before="0"/>
+            </w:pPr>
+            <w:r>
+              <w:rPr>
+                <w:b/>
+                <w:bCs/>
+                <w:color w:val="0F2B3C"/>
+                <w:sz w:val="16"/>
+                <w:szCs w:val="16"/>
+              </w:rPr>
+              <w:t xml:space="preserve">WORKING SPACE / CALCULATION STEPS</w:t>
+            </w:r>
+          </w:p>
+        </w:tc>
+        <w:tc>
+          <w:tcPr>
+            <w:tcW w:type="dxa" w:w="3000"/>
+            <w:shd w:fill="FBF3E2" w:color="auto" w:val="clear"/>
+            <w:tcMar>
+              <w:top w:type="dxa" w:w="60"/>
+              <w:left w:type="dxa" w:w="100"/>
+              <w:bottom w:type="dxa" w:w="60"/>
+              <w:right w:type="dxa" w:w="100"/>
+            </w:tcMar>
+          </w:tcPr>
+          <w:p>
+            <w:pPr>
+              <w:spacing w:after="0" w:before="0"/>
+            </w:pPr>
+            <w:r>
+              <w:rPr>
+                <w:b/>
+                <w:bCs/>
+                <w:color w:val="7A5400"/>
+                <w:sz w:val="16"/>
+                <w:szCs w:val="16"/>
+              </w:rPr>
+              <w:t xml:space="preserve">EXPLAIN YOUR REASONING</w:t>
+            </w:r>
+          </w:p>
+        </w:tc>
+      </w:tr>
+      <w:tr>
+        <w:trPr>
+          <w:cantSplit/>
+        </w:trPr>
+        <w:tc>
+          <w:tcPr>
+            <w:tcW w:type="dxa" w:w="2800"/>
+            <w:tcMar>
+              <w:top w:type="dxa" w:w="80"/>
+              <w:left w:type="dxa" w:w="100"/>
+              <w:bottom w:type="dxa" w:w="80"/>
+              <w:right w:type="dxa" w:w="100"/>
+            </w:tcMar>
+            <w:vAlign w:val="top"/>
+          </w:tcPr>
+          <w:p>
+            <w:pPr>
+              <w:spacing w:after="40" w:before="0"/>
+            </w:pPr>
+            <w:r>
+              <w:rPr>
+                <w:b/>
+                <w:bCs/>
+                <w:color w:val="0F2B3C"/>
+                <w:sz w:val="20"/>
+                <w:szCs w:val="20"/>
+              </w:rPr>
+              <w:t xml:space="preserve">1.  How many factors does 8 have? (1, 2, 4, 8)</w:t>
+            </w:r>
+          </w:p>
+        </w:tc>
+        <w:tc>
+          <w:tcPr>
+            <w:tcW w:type="dxa" w:w="3560"/>
+            <w:tcMar>
+              <w:top w:type="dxa" w:w="80"/>
+              <w:left w:type="dxa" w:w="100"/>
+              <w:bottom w:type="dxa" w:w="80"/>
+              <w:right w:type="dxa" w:w="100"/>
+            </w:tcMar>
+            <w:vAlign w:val="top"/>
+          </w:tcPr>
+          <w:p>
+            <w:pPr>
+              <w:spacing w:after="50" w:before="0"/>
+            </w:pPr>
+            <w:r>
+              <w:rPr>
+                <w:color w:val="BBBBBB"/>
+                <w:sz w:val="18"/>
+                <w:szCs w:val="18"/>
+              </w:rPr>
+              <w:t xml:space="preserve">____________________________</w:t>
+            </w:r>
+          </w:p>
+          <w:p>
+            <w:pPr>
+              <w:spacing w:after="50" w:before="0"/>
+            </w:pPr>
+            <w:r>
+              <w:rPr>
+                <w:color w:val="BBBBBB"/>
+                <w:sz w:val="18"/>
+                <w:szCs w:val="18"/>
+              </w:rPr>
+              <w:t xml:space="preserve">____________________________</w:t>
+            </w:r>
+          </w:p>
+          <w:p>
+            <w:pPr>
+              <w:spacing w:after="50" w:before="0"/>
+            </w:pPr>
+            <w:r>
+              <w:rPr>
+                <w:color w:val="BBBBBB"/>
+                <w:sz w:val="18"/>
+                <w:szCs w:val="18"/>
+              </w:rPr>
+              <w:t xml:space="preserve">____________________________</w:t>
+            </w:r>
+          </w:p>
+          <w:p>
+            <w:pPr>
+              <w:spacing w:after="50" w:before="0"/>
+            </w:pPr>
+            <w:r>
+              <w:rPr>
+                <w:color w:val="BBBBBB"/>
+                <w:sz w:val="18"/>
+                <w:szCs w:val="18"/>
+              </w:rPr>
+              <w:t xml:space="preserve">____________________________</w:t>
+            </w:r>
+          </w:p>
+        </w:tc>
+        <w:tc>
+          <w:tcPr>
+            <w:tcW w:type="dxa" w:w="3000"/>
+            <w:shd w:fill="FBF3E2" w:color="auto" w:val="clear"/>
+            <w:tcMar>
+              <w:top w:type="dxa" w:w="80"/>
+              <w:left w:type="dxa" w:w="100"/>
+              <w:bottom w:type="dxa" w:w="80"/>
+              <w:right w:type="dxa" w:w="100"/>
+            </w:tcMar>
+            <w:vAlign w:val="top"/>
+          </w:tcPr>
+          <w:p>
+            <w:pPr>
+              <w:spacing w:after="30" w:before="0"/>
+            </w:pPr>
+            <w:r>
+              <w:rPr>
+                <w:b/>
+                <w:bCs/>
+                <w:color w:val="0F2B3C"/>
+                <w:sz w:val="18"/>
+                <w:szCs w:val="18"/>
+              </w:rPr>
+              <w:t xml:space="preserve">Because... ________________</w:t>
+            </w:r>
+          </w:p>
+          <w:p>
+            <w:pPr>
+              <w:spacing w:after="50" w:before="0"/>
+            </w:pPr>
+            <w:r>
+              <w:rPr>
+                <w:color w:val="BBBBBB"/>
+                <w:sz w:val="18"/>
+                <w:szCs w:val="18"/>
+              </w:rPr>
+              <w:t xml:space="preserve">____________________________</w:t>
+            </w:r>
+          </w:p>
+          <w:p>
+            <w:pPr>
+              <w:spacing w:after="30" w:before="40"/>
+            </w:pPr>
+            <w:r>
+              <w:rPr>
+                <w:b/>
+                <w:bCs/>
+                <w:color w:val="1A6FB5"/>
+                <w:sz w:val="18"/>
+                <w:szCs w:val="18"/>
+              </w:rPr>
+              <w:t xml:space="preserve">Although... _______________</w:t>
+            </w:r>
+          </w:p>
+          <w:p>
+            <w:pPr>
+              <w:spacing w:after="50" w:before="0"/>
+            </w:pPr>
+            <w:r>
+              <w:rPr>
+                <w:color w:val="BBBBBB"/>
+                <w:sz w:val="18"/>
+                <w:szCs w:val="18"/>
+              </w:rPr>
+              <w:t xml:space="preserve">____________________________</w:t>
+            </w:r>
+          </w:p>
+          <w:p>
+            <w:pPr>
+              <w:spacing w:after="30" w:before="40"/>
+            </w:pPr>
+            <w:r>
+              <w:rPr>
+                <w:b/>
+                <w:bCs/>
+                <w:color w:val="7A5400"/>
+                <w:sz w:val="18"/>
+                <w:szCs w:val="18"/>
+              </w:rPr>
+              <w:t xml:space="preserve">Therefore... ______________</w:t>
+            </w:r>
+          </w:p>
+          <w:p>
+            <w:pPr>
+              <w:spacing w:after="50" w:before="0"/>
+            </w:pPr>
+            <w:r>
+              <w:rPr>
+                <w:color w:val="BBBBBB"/>
+                <w:sz w:val="18"/>
+                <w:szCs w:val="18"/>
+              </w:rPr>
+              <w:t xml:space="preserve">____________________________</w:t>
+            </w:r>
+          </w:p>
+        </w:tc>
+      </w:tr>
+    </w:tbl>
     <w:p>
       <w:pPr>
-        <w:spacing w:after="40" w:before="0"/>
-      </w:pPr>
-      <w:r>
-        <w:rPr>
-          <w:sz w:val="22"/>
-          <w:szCs w:val="22"/>
-        </w:rPr>
-        <w:t xml:space="preserve">1.  How many factors does 8 have? (1, 2, 4, 8)</w:t>
+        <w:spacing w:after="60" w:before="0"/>
+      </w:pPr>
+      <w:r>
+        <w:t xml:space="preserve"/>
       </w:r>
     </w:p>
+    <w:tbl>
+      <w:tblPr>
+        <w:tblW w:type="dxa" w:w="9360"/>
+        <w:tblBorders>
+          <w:top w:val="single" w:color="C7D2DD" w:sz="6"/>
+          <w:left w:val="single" w:color="C7D2DD" w:sz="6"/>
+          <w:bottom w:val="single" w:color="C7D2DD" w:sz="6"/>
+          <w:right w:val="single" w:color="C7D2DD" w:sz="6"/>
+          <w:insideH w:val="single" w:color="C7D2DD" w:sz="6"/>
+          <w:insideV w:val="single" w:color="C7D2DD" w:sz="6"/>
+        </w:tblBorders>
+      </w:tblPr>
+      <w:tblGrid>
+        <w:gridCol w:w="2800"/>
+        <w:gridCol w:w="3560"/>
+        <w:gridCol w:w="3000"/>
+      </w:tblGrid>
+      <w:tr>
+        <w:trPr>
+          <w:cantSplit/>
+          <w:tblHeader/>
+        </w:trPr>
+        <w:tc>
+          <w:tcPr>
+            <w:tcW w:type="dxa" w:w="2800"/>
+            <w:shd w:fill="EEF4F8" w:color="auto" w:val="clear"/>
+            <w:tcMar>
+              <w:top w:type="dxa" w:w="60"/>
+              <w:left w:type="dxa" w:w="100"/>
+              <w:bottom w:type="dxa" w:w="60"/>
+              <w:right w:type="dxa" w:w="100"/>
+            </w:tcMar>
+          </w:tcPr>
+          <w:p>
+            <w:pPr>
+              <w:spacing w:after="0" w:before="0"/>
+            </w:pPr>
+            <w:r>
+              <w:rPr>
+                <w:b/>
+                <w:bCs/>
+                <w:color w:val="0F2B3C"/>
+                <w:sz w:val="16"/>
+                <w:szCs w:val="16"/>
+              </w:rPr>
+              <w:t xml:space="preserve">CORE PROBLEM / GIVEN REPRESENTATION</w:t>
+            </w:r>
+          </w:p>
+        </w:tc>
+        <w:tc>
+          <w:tcPr>
+            <w:tcW w:type="dxa" w:w="3560"/>
+            <w:shd w:fill="EEF4F8" w:color="auto" w:val="clear"/>
+            <w:tcMar>
+              <w:top w:type="dxa" w:w="60"/>
+              <w:left w:type="dxa" w:w="100"/>
+              <w:bottom w:type="dxa" w:w="60"/>
+              <w:right w:type="dxa" w:w="100"/>
+            </w:tcMar>
+          </w:tcPr>
+          <w:p>
+            <w:pPr>
+              <w:spacing w:after="0" w:before="0"/>
+            </w:pPr>
+            <w:r>
+              <w:rPr>
+                <w:b/>
+                <w:bCs/>
+                <w:color w:val="0F2B3C"/>
+                <w:sz w:val="16"/>
+                <w:szCs w:val="16"/>
+              </w:rPr>
+              <w:t xml:space="preserve">WORKING SPACE / CALCULATION STEPS</w:t>
+            </w:r>
+          </w:p>
+        </w:tc>
+        <w:tc>
+          <w:tcPr>
+            <w:tcW w:type="dxa" w:w="3000"/>
+            <w:shd w:fill="FBF3E2" w:color="auto" w:val="clear"/>
+            <w:tcMar>
+              <w:top w:type="dxa" w:w="60"/>
+              <w:left w:type="dxa" w:w="100"/>
+              <w:bottom w:type="dxa" w:w="60"/>
+              <w:right w:type="dxa" w:w="100"/>
+            </w:tcMar>
+          </w:tcPr>
+          <w:p>
+            <w:pPr>
+              <w:spacing w:after="0" w:before="0"/>
+            </w:pPr>
+            <w:r>
+              <w:rPr>
+                <w:b/>
+                <w:bCs/>
+                <w:color w:val="7A5400"/>
+                <w:sz w:val="16"/>
+                <w:szCs w:val="16"/>
+              </w:rPr>
+              <w:t xml:space="preserve">EXPLAIN YOUR REASONING</w:t>
+            </w:r>
+          </w:p>
+        </w:tc>
+      </w:tr>
+      <w:tr>
+        <w:trPr>
+          <w:cantSplit/>
+        </w:trPr>
+        <w:tc>
+          <w:tcPr>
+            <w:tcW w:type="dxa" w:w="2800"/>
+            <w:tcMar>
+              <w:top w:type="dxa" w:w="80"/>
+              <w:left w:type="dxa" w:w="100"/>
+              <w:bottom w:type="dxa" w:w="80"/>
+              <w:right w:type="dxa" w:w="100"/>
+            </w:tcMar>
+            <w:vAlign w:val="top"/>
+          </w:tcPr>
+          <w:p>
+            <w:pPr>
+              <w:spacing w:after="40" w:before="0"/>
+            </w:pPr>
+            <w:r>
+              <w:rPr>
+                <w:b/>
+                <w:bCs/>
+                <w:color w:val="0F2B3C"/>
+                <w:sz w:val="20"/>
+                <w:szCs w:val="20"/>
+              </w:rPr>
+              <w:t xml:space="preserve">2.  Which number is a common factor of 8 and 12?</w:t>
+            </w:r>
+          </w:p>
+          <w:p>
+            <w:pPr>
+              <w:spacing w:after="0" w:before="0"/>
+            </w:pPr>
+            <w:r>
+              <w:rPr>
+                <w:color w:val="5E6E7E"/>
+                <w:sz w:val="18"/>
+                <w:szCs w:val="18"/>
+              </w:rPr>
+              <w:t xml:space="preserve">Choices: 3   /   4   /   8   /   12</w:t>
+            </w:r>
+          </w:p>
+        </w:tc>
+        <w:tc>
+          <w:tcPr>
+            <w:tcW w:type="dxa" w:w="3560"/>
+            <w:tcMar>
+              <w:top w:type="dxa" w:w="80"/>
+              <w:left w:type="dxa" w:w="100"/>
+              <w:bottom w:type="dxa" w:w="80"/>
+              <w:right w:type="dxa" w:w="100"/>
+            </w:tcMar>
+            <w:vAlign w:val="top"/>
+          </w:tcPr>
+          <w:p>
+            <w:pPr>
+              <w:spacing w:after="50" w:before="0"/>
+            </w:pPr>
+            <w:r>
+              <w:rPr>
+                <w:color w:val="BBBBBB"/>
+                <w:sz w:val="18"/>
+                <w:szCs w:val="18"/>
+              </w:rPr>
+              <w:t xml:space="preserve">____________________________</w:t>
+            </w:r>
+          </w:p>
+          <w:p>
+            <w:pPr>
+              <w:spacing w:after="50" w:before="0"/>
+            </w:pPr>
+            <w:r>
+              <w:rPr>
+                <w:color w:val="BBBBBB"/>
+                <w:sz w:val="18"/>
+                <w:szCs w:val="18"/>
+              </w:rPr>
+              <w:t xml:space="preserve">____________________________</w:t>
+            </w:r>
+          </w:p>
+          <w:p>
+            <w:pPr>
+              <w:spacing w:after="50" w:before="0"/>
+            </w:pPr>
+            <w:r>
+              <w:rPr>
+                <w:color w:val="BBBBBB"/>
+                <w:sz w:val="18"/>
+                <w:szCs w:val="18"/>
+              </w:rPr>
+              <w:t xml:space="preserve">____________________________</w:t>
+            </w:r>
+          </w:p>
+          <w:p>
+            <w:pPr>
+              <w:spacing w:after="50" w:before="0"/>
+            </w:pPr>
+            <w:r>
+              <w:rPr>
+                <w:color w:val="BBBBBB"/>
+                <w:sz w:val="18"/>
+                <w:szCs w:val="18"/>
+              </w:rPr>
+              <w:t xml:space="preserve">____________________________</w:t>
+            </w:r>
+          </w:p>
+        </w:tc>
+        <w:tc>
+          <w:tcPr>
+            <w:tcW w:type="dxa" w:w="3000"/>
+            <w:shd w:fill="FBF3E2" w:color="auto" w:val="clear"/>
+            <w:tcMar>
+              <w:top w:type="dxa" w:w="80"/>
+              <w:left w:type="dxa" w:w="100"/>
+              <w:bottom w:type="dxa" w:w="80"/>
+              <w:right w:type="dxa" w:w="100"/>
+            </w:tcMar>
+            <w:vAlign w:val="top"/>
+          </w:tcPr>
+          <w:p>
+            <w:pPr>
+              <w:spacing w:after="30" w:before="0"/>
+            </w:pPr>
+            <w:r>
+              <w:rPr>
+                <w:b/>
+                <w:bCs/>
+                <w:color w:val="0F2B3C"/>
+                <w:sz w:val="18"/>
+                <w:szCs w:val="18"/>
+              </w:rPr>
+              <w:t xml:space="preserve">Because... ________________</w:t>
+            </w:r>
+          </w:p>
+          <w:p>
+            <w:pPr>
+              <w:spacing w:after="50" w:before="0"/>
+            </w:pPr>
+            <w:r>
+              <w:rPr>
+                <w:color w:val="BBBBBB"/>
+                <w:sz w:val="18"/>
+                <w:szCs w:val="18"/>
+              </w:rPr>
+              <w:t xml:space="preserve">____________________________</w:t>
+            </w:r>
+          </w:p>
+          <w:p>
+            <w:pPr>
+              <w:spacing w:after="30" w:before="40"/>
+            </w:pPr>
+            <w:r>
+              <w:rPr>
+                <w:b/>
+                <w:bCs/>
+                <w:color w:val="1A6FB5"/>
+                <w:sz w:val="18"/>
+                <w:szCs w:val="18"/>
+              </w:rPr>
+              <w:t xml:space="preserve">Although... _______________</w:t>
+            </w:r>
+          </w:p>
+          <w:p>
+            <w:pPr>
+              <w:spacing w:after="50" w:before="0"/>
+            </w:pPr>
+            <w:r>
+              <w:rPr>
+                <w:color w:val="BBBBBB"/>
+                <w:sz w:val="18"/>
+                <w:szCs w:val="18"/>
+              </w:rPr>
+              <w:t xml:space="preserve">____________________________</w:t>
+            </w:r>
+          </w:p>
+          <w:p>
+            <w:pPr>
+              <w:spacing w:after="30" w:before="40"/>
+            </w:pPr>
+            <w:r>
+              <w:rPr>
+                <w:b/>
+                <w:bCs/>
+                <w:color w:val="7A5400"/>
+                <w:sz w:val="18"/>
+                <w:szCs w:val="18"/>
+              </w:rPr>
+              <w:t xml:space="preserve">Therefore... ______________</w:t>
+            </w:r>
+          </w:p>
+          <w:p>
+            <w:pPr>
+              <w:spacing w:after="50" w:before="0"/>
+            </w:pPr>
+            <w:r>
+              <w:rPr>
+                <w:color w:val="BBBBBB"/>
+                <w:sz w:val="18"/>
+                <w:szCs w:val="18"/>
+              </w:rPr>
+              <w:t xml:space="preserve">____________________________</w:t>
+            </w:r>
+          </w:p>
+        </w:tc>
+      </w:tr>
+    </w:tbl>
     <w:p>
       <w:pPr>
-        <w:spacing w:after="80" w:before="0"/>
-      </w:pPr>
-      <w:r>
-        <w:rPr>
-          <w:color w:val="BBBBBB"/>
-        </w:rPr>
-        <w:t xml:space="preserve">____________________________________________________</w:t>
-      </w:r>
-    </w:p>
-    <w:p>
-      <w:pPr>
-        <w:spacing w:after="40" w:before="0"/>
-      </w:pPr>
-      <w:r>
-        <w:rPr>
-          <w:sz w:val="22"/>
-          <w:szCs w:val="22"/>
-        </w:rPr>
-        <w:t xml:space="preserve">2.  Which number is a common factor of 8 and 12?</w:t>
-      </w:r>
-    </w:p>
-    <w:p>
-      <w:pPr>
-        <w:spacing w:after="40" w:before="0"/>
-      </w:pPr>
-      <w:r>
-        <w:rPr>
-          <w:color w:val="5E6E7E"/>
-          <w:sz w:val="20"/>
-          <w:szCs w:val="20"/>
-        </w:rPr>
-        <w:t xml:space="preserve">     choices: 3   /   4   /   8   /   12</w:t>
-      </w:r>
-    </w:p>
-    <w:p>
-      <w:pPr>
-        <w:spacing w:after="80" w:before="0"/>
-      </w:pPr>
-      <w:r>
-        <w:rPr>
-          <w:color w:val="BBBBBB"/>
-        </w:rPr>
-        <w:t xml:space="preserve">____________________________________________________</w:t>
+        <w:spacing w:after="60" w:before="0"/>
+      </w:pPr>
+      <w:r>
+        <w:t xml:space="preserve"/>
       </w:r>
     </w:p>
     <w:p>
@@ -313,50 +3256,616 @@
         <w:t xml:space="preserve">Warm-up straight into GCF.</w:t>
       </w:r>
     </w:p>
+    <w:tbl>
+      <w:tblPr>
+        <w:tblW w:type="dxa" w:w="9360"/>
+        <w:tblBorders>
+          <w:top w:val="single" w:color="C7D2DD" w:sz="6"/>
+          <w:left w:val="single" w:color="C7D2DD" w:sz="6"/>
+          <w:bottom w:val="single" w:color="C7D2DD" w:sz="6"/>
+          <w:right w:val="single" w:color="C7D2DD" w:sz="6"/>
+          <w:insideH w:val="single" w:color="C7D2DD" w:sz="6"/>
+          <w:insideV w:val="single" w:color="C7D2DD" w:sz="6"/>
+        </w:tblBorders>
+      </w:tblPr>
+      <w:tblGrid>
+        <w:gridCol w:w="2800"/>
+        <w:gridCol w:w="3560"/>
+        <w:gridCol w:w="3000"/>
+      </w:tblGrid>
+      <w:tr>
+        <w:trPr>
+          <w:cantSplit/>
+          <w:tblHeader/>
+        </w:trPr>
+        <w:tc>
+          <w:tcPr>
+            <w:tcW w:type="dxa" w:w="2800"/>
+            <w:shd w:fill="EEF4F8" w:color="auto" w:val="clear"/>
+            <w:tcMar>
+              <w:top w:type="dxa" w:w="60"/>
+              <w:left w:type="dxa" w:w="100"/>
+              <w:bottom w:type="dxa" w:w="60"/>
+              <w:right w:type="dxa" w:w="100"/>
+            </w:tcMar>
+          </w:tcPr>
+          <w:p>
+            <w:pPr>
+              <w:spacing w:after="0" w:before="0"/>
+            </w:pPr>
+            <w:r>
+              <w:rPr>
+                <w:b/>
+                <w:bCs/>
+                <w:color w:val="0F2B3C"/>
+                <w:sz w:val="16"/>
+                <w:szCs w:val="16"/>
+              </w:rPr>
+              <w:t xml:space="preserve">CORE PROBLEM / GIVEN REPRESENTATION</w:t>
+            </w:r>
+          </w:p>
+        </w:tc>
+        <w:tc>
+          <w:tcPr>
+            <w:tcW w:type="dxa" w:w="3560"/>
+            <w:shd w:fill="EEF4F8" w:color="auto" w:val="clear"/>
+            <w:tcMar>
+              <w:top w:type="dxa" w:w="60"/>
+              <w:left w:type="dxa" w:w="100"/>
+              <w:bottom w:type="dxa" w:w="60"/>
+              <w:right w:type="dxa" w:w="100"/>
+            </w:tcMar>
+          </w:tcPr>
+          <w:p>
+            <w:pPr>
+              <w:spacing w:after="0" w:before="0"/>
+            </w:pPr>
+            <w:r>
+              <w:rPr>
+                <w:b/>
+                <w:bCs/>
+                <w:color w:val="0F2B3C"/>
+                <w:sz w:val="16"/>
+                <w:szCs w:val="16"/>
+              </w:rPr>
+              <w:t xml:space="preserve">WORKING SPACE / CALCULATION STEPS</w:t>
+            </w:r>
+          </w:p>
+        </w:tc>
+        <w:tc>
+          <w:tcPr>
+            <w:tcW w:type="dxa" w:w="3000"/>
+            <w:shd w:fill="FBF3E2" w:color="auto" w:val="clear"/>
+            <w:tcMar>
+              <w:top w:type="dxa" w:w="60"/>
+              <w:left w:type="dxa" w:w="100"/>
+              <w:bottom w:type="dxa" w:w="60"/>
+              <w:right w:type="dxa" w:w="100"/>
+            </w:tcMar>
+          </w:tcPr>
+          <w:p>
+            <w:pPr>
+              <w:spacing w:after="0" w:before="0"/>
+            </w:pPr>
+            <w:r>
+              <w:rPr>
+                <w:b/>
+                <w:bCs/>
+                <w:color w:val="7A5400"/>
+                <w:sz w:val="16"/>
+                <w:szCs w:val="16"/>
+              </w:rPr>
+              <w:t xml:space="preserve">EXPLAIN YOUR REASONING</w:t>
+            </w:r>
+          </w:p>
+        </w:tc>
+      </w:tr>
+      <w:tr>
+        <w:trPr>
+          <w:cantSplit/>
+        </w:trPr>
+        <w:tc>
+          <w:tcPr>
+            <w:tcW w:type="dxa" w:w="2800"/>
+            <w:tcMar>
+              <w:top w:type="dxa" w:w="80"/>
+              <w:left w:type="dxa" w:w="100"/>
+              <w:bottom w:type="dxa" w:w="80"/>
+              <w:right w:type="dxa" w:w="100"/>
+            </w:tcMar>
+            <w:vAlign w:val="top"/>
+          </w:tcPr>
+          <w:p>
+            <w:pPr>
+              <w:spacing w:after="40" w:before="0"/>
+            </w:pPr>
+            <w:r>
+              <w:rPr>
+                <w:b/>
+                <w:bCs/>
+                <w:color w:val="0F2B3C"/>
+                <w:sz w:val="20"/>
+                <w:szCs w:val="20"/>
+              </w:rPr>
+              <w:t xml:space="preserve">1.  Factors of 18 and 24 — what is the greatest factor they share?</w:t>
+            </w:r>
+          </w:p>
+        </w:tc>
+        <w:tc>
+          <w:tcPr>
+            <w:tcW w:type="dxa" w:w="3560"/>
+            <w:tcMar>
+              <w:top w:type="dxa" w:w="80"/>
+              <w:left w:type="dxa" w:w="100"/>
+              <w:bottom w:type="dxa" w:w="80"/>
+              <w:right w:type="dxa" w:w="100"/>
+            </w:tcMar>
+            <w:vAlign w:val="top"/>
+          </w:tcPr>
+          <w:p>
+            <w:pPr>
+              <w:spacing w:after="50" w:before="0"/>
+            </w:pPr>
+            <w:r>
+              <w:rPr>
+                <w:color w:val="BBBBBB"/>
+                <w:sz w:val="18"/>
+                <w:szCs w:val="18"/>
+              </w:rPr>
+              <w:t xml:space="preserve">____________________________</w:t>
+            </w:r>
+          </w:p>
+          <w:p>
+            <w:pPr>
+              <w:spacing w:after="50" w:before="0"/>
+            </w:pPr>
+            <w:r>
+              <w:rPr>
+                <w:color w:val="BBBBBB"/>
+                <w:sz w:val="18"/>
+                <w:szCs w:val="18"/>
+              </w:rPr>
+              <w:t xml:space="preserve">____________________________</w:t>
+            </w:r>
+          </w:p>
+          <w:p>
+            <w:pPr>
+              <w:spacing w:after="50" w:before="0"/>
+            </w:pPr>
+            <w:r>
+              <w:rPr>
+                <w:color w:val="BBBBBB"/>
+                <w:sz w:val="18"/>
+                <w:szCs w:val="18"/>
+              </w:rPr>
+              <w:t xml:space="preserve">____________________________</w:t>
+            </w:r>
+          </w:p>
+          <w:p>
+            <w:pPr>
+              <w:spacing w:after="50" w:before="0"/>
+            </w:pPr>
+            <w:r>
+              <w:rPr>
+                <w:color w:val="BBBBBB"/>
+                <w:sz w:val="18"/>
+                <w:szCs w:val="18"/>
+              </w:rPr>
+              <w:t xml:space="preserve">____________________________</w:t>
+            </w:r>
+          </w:p>
+        </w:tc>
+        <w:tc>
+          <w:tcPr>
+            <w:tcW w:type="dxa" w:w="3000"/>
+            <w:shd w:fill="FBF3E2" w:color="auto" w:val="clear"/>
+            <w:tcMar>
+              <w:top w:type="dxa" w:w="80"/>
+              <w:left w:type="dxa" w:w="100"/>
+              <w:bottom w:type="dxa" w:w="80"/>
+              <w:right w:type="dxa" w:w="100"/>
+            </w:tcMar>
+            <w:vAlign w:val="top"/>
+          </w:tcPr>
+          <w:p>
+            <w:pPr>
+              <w:spacing w:after="30" w:before="0"/>
+            </w:pPr>
+            <w:r>
+              <w:rPr>
+                <w:b/>
+                <w:bCs/>
+                <w:color w:val="0F2B3C"/>
+                <w:sz w:val="18"/>
+                <w:szCs w:val="18"/>
+              </w:rPr>
+              <w:t xml:space="preserve">Because... ________________</w:t>
+            </w:r>
+          </w:p>
+          <w:p>
+            <w:pPr>
+              <w:spacing w:after="50" w:before="0"/>
+            </w:pPr>
+            <w:r>
+              <w:rPr>
+                <w:color w:val="BBBBBB"/>
+                <w:sz w:val="18"/>
+                <w:szCs w:val="18"/>
+              </w:rPr>
+              <w:t xml:space="preserve">____________________________</w:t>
+            </w:r>
+          </w:p>
+          <w:p>
+            <w:pPr>
+              <w:spacing w:after="30" w:before="40"/>
+            </w:pPr>
+            <w:r>
+              <w:rPr>
+                <w:b/>
+                <w:bCs/>
+                <w:color w:val="1A6FB5"/>
+                <w:sz w:val="18"/>
+                <w:szCs w:val="18"/>
+              </w:rPr>
+              <w:t xml:space="preserve">Although... _______________</w:t>
+            </w:r>
+          </w:p>
+          <w:p>
+            <w:pPr>
+              <w:spacing w:after="50" w:before="0"/>
+            </w:pPr>
+            <w:r>
+              <w:rPr>
+                <w:color w:val="BBBBBB"/>
+                <w:sz w:val="18"/>
+                <w:szCs w:val="18"/>
+              </w:rPr>
+              <w:t xml:space="preserve">____________________________</w:t>
+            </w:r>
+          </w:p>
+          <w:p>
+            <w:pPr>
+              <w:spacing w:after="30" w:before="40"/>
+            </w:pPr>
+            <w:r>
+              <w:rPr>
+                <w:b/>
+                <w:bCs/>
+                <w:color w:val="7A5400"/>
+                <w:sz w:val="18"/>
+                <w:szCs w:val="18"/>
+              </w:rPr>
+              <w:t xml:space="preserve">Therefore... ______________</w:t>
+            </w:r>
+          </w:p>
+          <w:p>
+            <w:pPr>
+              <w:spacing w:after="50" w:before="0"/>
+            </w:pPr>
+            <w:r>
+              <w:rPr>
+                <w:color w:val="BBBBBB"/>
+                <w:sz w:val="18"/>
+                <w:szCs w:val="18"/>
+              </w:rPr>
+              <w:t xml:space="preserve">____________________________</w:t>
+            </w:r>
+          </w:p>
+        </w:tc>
+      </w:tr>
+    </w:tbl>
     <w:p>
       <w:pPr>
-        <w:spacing w:after="40" w:before="0"/>
-      </w:pPr>
-      <w:r>
-        <w:rPr>
-          <w:sz w:val="22"/>
-          <w:szCs w:val="22"/>
-        </w:rPr>
-        <w:t xml:space="preserve">1.  Factors of 18 and 24 — what is the greatest factor they share?</w:t>
+        <w:spacing w:after="60" w:before="0"/>
+      </w:pPr>
+      <w:r>
+        <w:t xml:space="preserve"/>
       </w:r>
     </w:p>
+    <w:tbl>
+      <w:tblPr>
+        <w:tblW w:type="dxa" w:w="9360"/>
+        <w:tblBorders>
+          <w:top w:val="single" w:color="C7D2DD" w:sz="6"/>
+          <w:left w:val="single" w:color="C7D2DD" w:sz="6"/>
+          <w:bottom w:val="single" w:color="C7D2DD" w:sz="6"/>
+          <w:right w:val="single" w:color="C7D2DD" w:sz="6"/>
+          <w:insideH w:val="single" w:color="C7D2DD" w:sz="6"/>
+          <w:insideV w:val="single" w:color="C7D2DD" w:sz="6"/>
+        </w:tblBorders>
+      </w:tblPr>
+      <w:tblGrid>
+        <w:gridCol w:w="2800"/>
+        <w:gridCol w:w="3560"/>
+        <w:gridCol w:w="3000"/>
+      </w:tblGrid>
+      <w:tr>
+        <w:trPr>
+          <w:cantSplit/>
+          <w:tblHeader/>
+        </w:trPr>
+        <w:tc>
+          <w:tcPr>
+            <w:tcW w:type="dxa" w:w="2800"/>
+            <w:shd w:fill="EEF4F8" w:color="auto" w:val="clear"/>
+            <w:tcMar>
+              <w:top w:type="dxa" w:w="60"/>
+              <w:left w:type="dxa" w:w="100"/>
+              <w:bottom w:type="dxa" w:w="60"/>
+              <w:right w:type="dxa" w:w="100"/>
+            </w:tcMar>
+          </w:tcPr>
+          <w:p>
+            <w:pPr>
+              <w:spacing w:after="0" w:before="0"/>
+            </w:pPr>
+            <w:r>
+              <w:rPr>
+                <w:b/>
+                <w:bCs/>
+                <w:color w:val="0F2B3C"/>
+                <w:sz w:val="16"/>
+                <w:szCs w:val="16"/>
+              </w:rPr>
+              <w:t xml:space="preserve">CORE PROBLEM / GIVEN REPRESENTATION</w:t>
+            </w:r>
+          </w:p>
+        </w:tc>
+        <w:tc>
+          <w:tcPr>
+            <w:tcW w:type="dxa" w:w="3560"/>
+            <w:shd w:fill="EEF4F8" w:color="auto" w:val="clear"/>
+            <w:tcMar>
+              <w:top w:type="dxa" w:w="60"/>
+              <w:left w:type="dxa" w:w="100"/>
+              <w:bottom w:type="dxa" w:w="60"/>
+              <w:right w:type="dxa" w:w="100"/>
+            </w:tcMar>
+          </w:tcPr>
+          <w:p>
+            <w:pPr>
+              <w:spacing w:after="0" w:before="0"/>
+            </w:pPr>
+            <w:r>
+              <w:rPr>
+                <w:b/>
+                <w:bCs/>
+                <w:color w:val="0F2B3C"/>
+                <w:sz w:val="16"/>
+                <w:szCs w:val="16"/>
+              </w:rPr>
+              <w:t xml:space="preserve">WORKING SPACE / CALCULATION STEPS</w:t>
+            </w:r>
+          </w:p>
+        </w:tc>
+        <w:tc>
+          <w:tcPr>
+            <w:tcW w:type="dxa" w:w="3000"/>
+            <w:shd w:fill="FBF3E2" w:color="auto" w:val="clear"/>
+            <w:tcMar>
+              <w:top w:type="dxa" w:w="60"/>
+              <w:left w:type="dxa" w:w="100"/>
+              <w:bottom w:type="dxa" w:w="60"/>
+              <w:right w:type="dxa" w:w="100"/>
+            </w:tcMar>
+          </w:tcPr>
+          <w:p>
+            <w:pPr>
+              <w:spacing w:after="0" w:before="0"/>
+            </w:pPr>
+            <w:r>
+              <w:rPr>
+                <w:b/>
+                <w:bCs/>
+                <w:color w:val="7A5400"/>
+                <w:sz w:val="16"/>
+                <w:szCs w:val="16"/>
+              </w:rPr>
+              <w:t xml:space="preserve">EXPLAIN YOUR REASONING</w:t>
+            </w:r>
+          </w:p>
+        </w:tc>
+      </w:tr>
+      <w:tr>
+        <w:trPr>
+          <w:cantSplit/>
+        </w:trPr>
+        <w:tc>
+          <w:tcPr>
+            <w:tcW w:type="dxa" w:w="2800"/>
+            <w:tcMar>
+              <w:top w:type="dxa" w:w="80"/>
+              <w:left w:type="dxa" w:w="100"/>
+              <w:bottom w:type="dxa" w:w="80"/>
+              <w:right w:type="dxa" w:w="100"/>
+            </w:tcMar>
+            <w:vAlign w:val="top"/>
+          </w:tcPr>
+          <w:p>
+            <w:pPr>
+              <w:spacing w:after="40" w:before="0"/>
+            </w:pPr>
+            <w:r>
+              <w:rPr>
+                <w:b/>
+                <w:bCs/>
+                <w:color w:val="0F2B3C"/>
+                <w:sz w:val="20"/>
+                <w:szCs w:val="20"/>
+              </w:rPr>
+              <w:t xml:space="preserve">2.  What is the GCF of 9 and 15?</w:t>
+            </w:r>
+          </w:p>
+        </w:tc>
+        <w:tc>
+          <w:tcPr>
+            <w:tcW w:type="dxa" w:w="3560"/>
+            <w:tcMar>
+              <w:top w:type="dxa" w:w="80"/>
+              <w:left w:type="dxa" w:w="100"/>
+              <w:bottom w:type="dxa" w:w="80"/>
+              <w:right w:type="dxa" w:w="100"/>
+            </w:tcMar>
+            <w:vAlign w:val="top"/>
+          </w:tcPr>
+          <w:p>
+            <w:pPr>
+              <w:spacing w:after="50" w:before="0"/>
+            </w:pPr>
+            <w:r>
+              <w:rPr>
+                <w:color w:val="BBBBBB"/>
+                <w:sz w:val="18"/>
+                <w:szCs w:val="18"/>
+              </w:rPr>
+              <w:t xml:space="preserve">____________________________</w:t>
+            </w:r>
+          </w:p>
+          <w:p>
+            <w:pPr>
+              <w:spacing w:after="50" w:before="0"/>
+            </w:pPr>
+            <w:r>
+              <w:rPr>
+                <w:color w:val="BBBBBB"/>
+                <w:sz w:val="18"/>
+                <w:szCs w:val="18"/>
+              </w:rPr>
+              <w:t xml:space="preserve">____________________________</w:t>
+            </w:r>
+          </w:p>
+          <w:p>
+            <w:pPr>
+              <w:spacing w:after="50" w:before="0"/>
+            </w:pPr>
+            <w:r>
+              <w:rPr>
+                <w:color w:val="BBBBBB"/>
+                <w:sz w:val="18"/>
+                <w:szCs w:val="18"/>
+              </w:rPr>
+              <w:t xml:space="preserve">____________________________</w:t>
+            </w:r>
+          </w:p>
+          <w:p>
+            <w:pPr>
+              <w:spacing w:after="50" w:before="0"/>
+            </w:pPr>
+            <w:r>
+              <w:rPr>
+                <w:color w:val="BBBBBB"/>
+                <w:sz w:val="18"/>
+                <w:szCs w:val="18"/>
+              </w:rPr>
+              <w:t xml:space="preserve">____________________________</w:t>
+            </w:r>
+          </w:p>
+        </w:tc>
+        <w:tc>
+          <w:tcPr>
+            <w:tcW w:type="dxa" w:w="3000"/>
+            <w:shd w:fill="FBF3E2" w:color="auto" w:val="clear"/>
+            <w:tcMar>
+              <w:top w:type="dxa" w:w="80"/>
+              <w:left w:type="dxa" w:w="100"/>
+              <w:bottom w:type="dxa" w:w="80"/>
+              <w:right w:type="dxa" w:w="100"/>
+            </w:tcMar>
+            <w:vAlign w:val="top"/>
+          </w:tcPr>
+          <w:p>
+            <w:pPr>
+              <w:spacing w:after="30" w:before="0"/>
+            </w:pPr>
+            <w:r>
+              <w:rPr>
+                <w:b/>
+                <w:bCs/>
+                <w:color w:val="0F2B3C"/>
+                <w:sz w:val="18"/>
+                <w:szCs w:val="18"/>
+              </w:rPr>
+              <w:t xml:space="preserve">Because... ________________</w:t>
+            </w:r>
+          </w:p>
+          <w:p>
+            <w:pPr>
+              <w:spacing w:after="50" w:before="0"/>
+            </w:pPr>
+            <w:r>
+              <w:rPr>
+                <w:color w:val="BBBBBB"/>
+                <w:sz w:val="18"/>
+                <w:szCs w:val="18"/>
+              </w:rPr>
+              <w:t xml:space="preserve">____________________________</w:t>
+            </w:r>
+          </w:p>
+          <w:p>
+            <w:pPr>
+              <w:spacing w:after="30" w:before="40"/>
+            </w:pPr>
+            <w:r>
+              <w:rPr>
+                <w:b/>
+                <w:bCs/>
+                <w:color w:val="1A6FB5"/>
+                <w:sz w:val="18"/>
+                <w:szCs w:val="18"/>
+              </w:rPr>
+              <w:t xml:space="preserve">Although... _______________</w:t>
+            </w:r>
+          </w:p>
+          <w:p>
+            <w:pPr>
+              <w:spacing w:after="50" w:before="0"/>
+            </w:pPr>
+            <w:r>
+              <w:rPr>
+                <w:color w:val="BBBBBB"/>
+                <w:sz w:val="18"/>
+                <w:szCs w:val="18"/>
+              </w:rPr>
+              <w:t xml:space="preserve">____________________________</w:t>
+            </w:r>
+          </w:p>
+          <w:p>
+            <w:pPr>
+              <w:spacing w:after="30" w:before="40"/>
+            </w:pPr>
+            <w:r>
+              <w:rPr>
+                <w:b/>
+                <w:bCs/>
+                <w:color w:val="7A5400"/>
+                <w:sz w:val="18"/>
+                <w:szCs w:val="18"/>
+              </w:rPr>
+              <w:t xml:space="preserve">Therefore... ______________</w:t>
+            </w:r>
+          </w:p>
+          <w:p>
+            <w:pPr>
+              <w:spacing w:after="50" w:before="0"/>
+            </w:pPr>
+            <w:r>
+              <w:rPr>
+                <w:color w:val="BBBBBB"/>
+                <w:sz w:val="18"/>
+                <w:szCs w:val="18"/>
+              </w:rPr>
+              <w:t xml:space="preserve">____________________________</w:t>
+            </w:r>
+          </w:p>
+        </w:tc>
+      </w:tr>
+    </w:tbl>
     <w:p>
       <w:pPr>
-        <w:spacing w:after="80" w:before="0"/>
-      </w:pPr>
-      <w:r>
-        <w:rPr>
-          <w:color w:val="BBBBBB"/>
-        </w:rPr>
-        <w:t xml:space="preserve">____________________________________________________</w:t>
-      </w:r>
-    </w:p>
-    <w:p>
-      <w:pPr>
-        <w:spacing w:after="40" w:before="0"/>
-      </w:pPr>
-      <w:r>
-        <w:rPr>
-          <w:sz w:val="22"/>
-          <w:szCs w:val="22"/>
-        </w:rPr>
-        <w:t xml:space="preserve">2.  What is the GCF of 9 and 15?</w:t>
-      </w:r>
-    </w:p>
-    <w:p>
-      <w:pPr>
-        <w:spacing w:after="80" w:before="0"/>
-      </w:pPr>
-      <w:r>
-        <w:rPr>
-          <w:color w:val="BBBBBB"/>
-        </w:rPr>
-        <w:t xml:space="preserve">____________________________________________________</w:t>
+        <w:spacing w:after="60" w:before="0"/>
+      </w:pPr>
+      <w:r>
+        <w:t xml:space="preserve"/>
       </w:r>
     </w:p>
     <w:p>
@@ -433,6 +3942,141 @@
         <w:t xml:space="preserve">____________________________________________________</w:t>
       </w:r>
     </w:p>
+    <w:tbl>
+      <w:tblPr>
+        <w:tblW w:type="dxa" w:w="9360"/>
+        <w:tblBorders>
+          <w:top w:val="single" w:color="C7D2DD" w:sz="6"/>
+          <w:left w:val="single" w:color="C7D2DD" w:sz="6"/>
+          <w:bottom w:val="single" w:color="C7D2DD" w:sz="6"/>
+          <w:right w:val="single" w:color="C7D2DD" w:sz="6"/>
+          <w:insideH w:val="single" w:color="C7D2DD" w:sz="6"/>
+          <w:insideV w:val="single" w:color="C7D2DD" w:sz="6"/>
+        </w:tblBorders>
+      </w:tblPr>
+      <w:tblGrid>
+        <w:gridCol w:w="3120"/>
+        <w:gridCol w:w="3120"/>
+        <w:gridCol w:w="3120"/>
+      </w:tblGrid>
+      <w:tr>
+        <w:trPr>
+          <w:cantSplit/>
+          <w:tblHeader/>
+        </w:trPr>
+        <w:tc>
+          <w:tcPr>
+            <w:tcW w:type="dxa" w:w="9360"/>
+            <w:gridSpan w:val="3"/>
+            <w:shd w:fill="EEF4F8" w:color="auto" w:val="clear"/>
+            <w:tcMar>
+              <w:top w:type="dxa" w:w="60"/>
+              <w:left w:type="dxa" w:w="100"/>
+              <w:bottom w:type="dxa" w:w="60"/>
+              <w:right w:type="dxa" w:w="100"/>
+            </w:tcMar>
+          </w:tcPr>
+          <w:p>
+            <w:pPr>
+              <w:spacing w:after="0" w:before="0"/>
+            </w:pPr>
+            <w:r>
+              <w:rPr>
+                <w:b/>
+                <w:bCs/>
+                <w:color w:val="0F2B3C"/>
+                <w:sz w:val="18"/>
+                <w:szCs w:val="18"/>
+              </w:rPr>
+              <w:t xml:space="preserve">EXIT CHECK · 3-POINT SELF-ASSESSMENT CHECKLIST</w:t>
+            </w:r>
+          </w:p>
+        </w:tc>
+      </w:tr>
+      <w:tr>
+        <w:trPr>
+          <w:cantSplit/>
+        </w:trPr>
+        <w:tc>
+          <w:tcPr>
+            <w:tcW w:type="dxa" w:w="3120"/>
+            <w:tcMar>
+              <w:top w:type="dxa" w:w="80"/>
+              <w:left w:type="dxa" w:w="100"/>
+              <w:bottom w:type="dxa" w:w="80"/>
+              <w:right w:type="dxa" w:w="100"/>
+            </w:tcMar>
+          </w:tcPr>
+          <w:p>
+            <w:pPr>
+              <w:spacing w:after="0" w:before="0"/>
+            </w:pPr>
+            <w:r>
+              <w:rPr>
+                <w:b/>
+                <w:bCs/>
+                <w:color w:val="0F2B3C"/>
+                <w:sz w:val="18"/>
+                <w:szCs w:val="18"/>
+              </w:rPr>
+              <w:t xml:space="preserve">☐ 1. Units &amp; Labels Verified</w:t>
+            </w:r>
+          </w:p>
+        </w:tc>
+        <w:tc>
+          <w:tcPr>
+            <w:tcW w:type="dxa" w:w="3120"/>
+            <w:tcMar>
+              <w:top w:type="dxa" w:w="80"/>
+              <w:left w:type="dxa" w:w="100"/>
+              <w:bottom w:type="dxa" w:w="80"/>
+              <w:right w:type="dxa" w:w="100"/>
+            </w:tcMar>
+          </w:tcPr>
+          <w:p>
+            <w:pPr>
+              <w:spacing w:after="0" w:before="0"/>
+            </w:pPr>
+            <w:r>
+              <w:rPr>
+                <w:b/>
+                <w:bCs/>
+                <w:color w:val="0F2B3C"/>
+                <w:sz w:val="18"/>
+                <w:szCs w:val="18"/>
+              </w:rPr>
+              <w:t xml:space="preserve">☐ 2. Reasoning Stated (Because / Although / Therefore)</w:t>
+            </w:r>
+          </w:p>
+        </w:tc>
+        <w:tc>
+          <w:tcPr>
+            <w:tcW w:type="dxa" w:w="3120"/>
+            <w:tcMar>
+              <w:top w:type="dxa" w:w="80"/>
+              <w:left w:type="dxa" w:w="100"/>
+              <w:bottom w:type="dxa" w:w="80"/>
+              <w:right w:type="dxa" w:w="100"/>
+            </w:tcMar>
+          </w:tcPr>
+          <w:p>
+            <w:pPr>
+              <w:spacing w:after="0" w:before="0"/>
+            </w:pPr>
+            <w:r>
+              <w:rPr>
+                <w:b/>
+                <w:bCs/>
+                <w:color w:val="0F2B3C"/>
+                <w:sz w:val="18"/>
+                <w:szCs w:val="18"/>
+              </w:rPr>
+              <w:t xml:space="preserve">☐ 3. Calculations Double-Checked</w:t>
+            </w:r>
+          </w:p>
+        </w:tc>
+      </w:tr>
+    </w:tbl>
     <w:p>
       <w:pPr>
         <w:spacing w:after="60" w:before="120"/>
